--- a/Unity_Kit/contents/Module03_IntroductionToGraphicsAPI/Lab02_GraphicsSetup/Lab02_GraphicsSetup.docx
+++ b/Unity_Kit/contents/Module03_IntroductionToGraphicsAPI/Lab02_GraphicsSetup/Lab02_GraphicsSetup.docx
@@ -1,6 +1,6 @@
 
 <file path=word/document.xml><?xml version="1.0" encoding="utf-8"?>
-<w:document xmlns:wpc="http://schemas.microsoft.com/office/word/2010/wordprocessingCanvas" xmlns:cx="http://schemas.microsoft.com/office/drawing/2014/chartex" xmlns:cx1="http://schemas.microsoft.com/office/drawing/2015/9/8/chartex" xmlns:cx2="http://schemas.microsoft.com/office/drawing/2015/10/21/chartex" xmlns:cx3="http://schemas.microsoft.com/office/drawing/2016/5/9/chartex" xmlns:cx4="http://schemas.microsoft.com/office/drawing/2016/5/10/chartex" xmlns:cx5="http://schemas.microsoft.com/office/drawing/2016/5/11/chartex" xmlns:cx6="http://schemas.microsoft.com/office/drawing/2016/5/12/chartex" xmlns:cx7="http://schemas.microsoft.com/office/drawing/2016/5/13/chartex" xmlns:cx8="http://schemas.microsoft.com/office/drawing/2016/5/14/chartex" xmlns:mc="http://schemas.openxmlformats.org/markup-compatibility/2006" xmlns:aink="http://schemas.microsoft.com/office/drawing/2016/ink" xmlns:am3d="http://schemas.microsoft.com/office/drawing/2017/model3d" xmlns:o="urn:schemas-microsoft-com:office:office" xmlns:r="http://schemas.openxmlformats.org/officeDocument/2006/relationships" xmlns:m="http://schemas.openxmlformats.org/officeDocument/2006/math" xmlns:v="urn:schemas-microsoft-com:vml" xmlns:wp14="http://schemas.microsoft.com/office/word/2010/wordprocessingDrawing" xmlns:wp="http://schemas.openxmlformats.org/drawingml/2006/wordprocessingDrawing" xmlns:w10="urn:schemas-microsoft-com:office:word" xmlns:w="http://schemas.openxmlformats.org/wordprocessingml/2006/main" xmlns:w14="http://schemas.microsoft.com/office/word/2010/wordml" xmlns:w15="http://schemas.microsoft.com/office/word/2012/wordml" xmlns:w16cid="http://schemas.microsoft.com/office/word/2016/wordml/cid" xmlns:w16se="http://schemas.microsoft.com/office/word/2015/wordml/symex" xmlns:wpg="http://schemas.microsoft.com/office/word/2010/wordprocessingGroup" xmlns:wpi="http://schemas.microsoft.com/office/word/2010/wordprocessingInk" xmlns:wne="http://schemas.microsoft.com/office/word/2006/wordml" xmlns:wps="http://schemas.microsoft.com/office/word/2010/wordprocessingShape" mc:Ignorable="w14 w15 w16se w16cid wp14">
+<w:document xmlns:wpc="http://schemas.microsoft.com/office/word/2010/wordprocessingCanvas" xmlns:cx="http://schemas.microsoft.com/office/drawing/2014/chartex" xmlns:cx1="http://schemas.microsoft.com/office/drawing/2015/9/8/chartex" xmlns:cx2="http://schemas.microsoft.com/office/drawing/2015/10/21/chartex" xmlns:cx3="http://schemas.microsoft.com/office/drawing/2016/5/9/chartex" xmlns:cx4="http://schemas.microsoft.com/office/drawing/2016/5/10/chartex" xmlns:cx5="http://schemas.microsoft.com/office/drawing/2016/5/11/chartex" xmlns:cx6="http://schemas.microsoft.com/office/drawing/2016/5/12/chartex" xmlns:cx7="http://schemas.microsoft.com/office/drawing/2016/5/13/chartex" xmlns:cx8="http://schemas.microsoft.com/office/drawing/2016/5/14/chartex" xmlns:mc="http://schemas.openxmlformats.org/markup-compatibility/2006" xmlns:aink="http://schemas.microsoft.com/office/drawing/2016/ink" xmlns:am3d="http://schemas.microsoft.com/office/drawing/2017/model3d" xmlns:o="urn:schemas-microsoft-com:office:office" xmlns:oel="http://schemas.microsoft.com/office/2019/extlst" xmlns:r="http://schemas.openxmlformats.org/officeDocument/2006/relationships" xmlns:m="http://schemas.openxmlformats.org/officeDocument/2006/math" xmlns:v="urn:schemas-microsoft-com:vml" xmlns:wp14="http://schemas.microsoft.com/office/word/2010/wordprocessingDrawing" xmlns:wp="http://schemas.openxmlformats.org/drawingml/2006/wordprocessingDrawing" xmlns:w10="urn:schemas-microsoft-com:office:word" xmlns:w="http://schemas.openxmlformats.org/wordprocessingml/2006/main" xmlns:w14="http://schemas.microsoft.com/office/word/2010/wordml" xmlns:w15="http://schemas.microsoft.com/office/word/2012/wordml" xmlns:w16cex="http://schemas.microsoft.com/office/word/2018/wordml/cex" xmlns:w16cid="http://schemas.microsoft.com/office/word/2016/wordml/cid" xmlns:w16="http://schemas.microsoft.com/office/word/2018/wordml" xmlns:w16du="http://schemas.microsoft.com/office/word/2023/wordml/word16du" xmlns:w16sdtdh="http://schemas.microsoft.com/office/word/2020/wordml/sdtdatahash" xmlns:w16sdtfl="http://schemas.microsoft.com/office/word/2024/wordml/sdtformatlock" xmlns:w16se="http://schemas.microsoft.com/office/word/2015/wordml/symex" xmlns:wpg="http://schemas.microsoft.com/office/word/2010/wordprocessingGroup" xmlns:wpi="http://schemas.microsoft.com/office/word/2010/wordprocessingInk" xmlns:wne="http://schemas.microsoft.com/office/word/2006/wordml" xmlns:wps="http://schemas.microsoft.com/office/word/2010/wordprocessingShape" mc:Ignorable="w14 w15 w16se w16cid w16 w16cex w16sdtdh w16sdtfl w16du wp14">
   <w:body>
     <w:p>
       <w:pPr>
@@ -120,7 +120,19 @@
         <w:rPr>
           <w:b/>
         </w:rPr>
-        <w:t>Issue 1.0</w:t>
+        <w:t xml:space="preserve">Issue </w:t>
+      </w:r>
+      <w:r>
+        <w:rPr>
+          <w:b/>
+        </w:rPr>
+        <w:t>2</w:t>
+      </w:r>
+      <w:r>
+        <w:rPr>
+          <w:b/>
+        </w:rPr>
+        <w:t>.0</w:t>
       </w:r>
     </w:p>
     <w:p>
@@ -305,15 +317,7 @@
               <w:rPr>
                 <w:rStyle w:val="Hyperlink"/>
               </w:rPr>
-              <w:t>App</w:t>
-            </w:r>
-            <w:bookmarkStart w:id="3" w:name="_GoBack"/>
-            <w:bookmarkEnd w:id="3"/>
-            <w:r>
-              <w:rPr>
-                <w:rStyle w:val="Hyperlink"/>
-              </w:rPr>
-              <w:t>lication flow</w:t>
+              <w:t>Application flow</w:t>
             </w:r>
             <w:r>
               <w:rPr>
@@ -903,21 +907,56 @@
         <w:lastRenderedPageBreak/>
         <w:t xml:space="preserve"> </w:t>
       </w:r>
-      <w:bookmarkStart w:id="4" w:name="_Toc36032929"/>
+      <w:bookmarkStart w:id="3" w:name="_Toc36032929"/>
       <w:r>
         <w:t>Introduction</w:t>
       </w:r>
+      <w:bookmarkEnd w:id="3"/>
+    </w:p>
+    <w:p>
+      <w:pPr>
+        <w:jc w:val="both"/>
+      </w:pPr>
+      <w:r>
+        <w:t>T</w:t>
+      </w:r>
+      <w:r>
+        <w:t>he previous lab created a foundation for the application</w:t>
+      </w:r>
+      <w:r>
+        <w:t>.</w:t>
+      </w:r>
+      <w:r>
+        <w:t xml:space="preserve"> </w:t>
+      </w:r>
+      <w:r>
+        <w:t>T</w:t>
+      </w:r>
+      <w:r>
+        <w:t xml:space="preserve">his </w:t>
+      </w:r>
+      <w:r>
+        <w:t xml:space="preserve">lab </w:t>
+      </w:r>
+      <w:r>
+        <w:t>focus</w:t>
+      </w:r>
+      <w:r>
+        <w:t>es</w:t>
+      </w:r>
+      <w:r>
+        <w:t xml:space="preserve"> on setting up an environment ready to develop and display OpenGL ES graphics. Again, nothing flashy will be produced as the </w:t>
+      </w:r>
+      <w:proofErr w:type="gramStart"/>
+      <w:r>
+        <w:t>end product</w:t>
+      </w:r>
+      <w:proofErr w:type="gramEnd"/>
+      <w:r>
+        <w:t>, but it is a precursor to future labs.</w:t>
+      </w:r>
+      <w:bookmarkStart w:id="4" w:name="_Toc5031133"/>
       <w:bookmarkEnd w:id="4"/>
-    </w:p>
-    <w:p>
-      <w:pPr>
-        <w:jc w:val="both"/>
-      </w:pPr>
-      <w:r>
-        <w:t>While the previous section of the lab created a foundation for the application itself, this part will focus more on setting up an environment ready to develop and display OpenGL ES graphics. Again, nothing flashy will be produced as the end product, but it is a precursor to the future labs.</w:t>
-      </w:r>
-      <w:bookmarkStart w:id="5" w:name="_Toc5031133"/>
-      <w:bookmarkEnd w:id="5"/>
     </w:p>
     <w:p>
       <w:pPr>
@@ -931,18 +970,35 @@
       <w:r>
         <w:t xml:space="preserve"> </w:t>
       </w:r>
-      <w:bookmarkStart w:id="6" w:name="_Toc36032930"/>
+      <w:bookmarkStart w:id="5" w:name="_Toc36032930"/>
       <w:r>
         <w:t>Application flow</w:t>
       </w:r>
-      <w:bookmarkEnd w:id="6"/>
+      <w:bookmarkEnd w:id="5"/>
     </w:p>
     <w:p>
       <w:pPr>
         <w:jc w:val="both"/>
       </w:pPr>
       <w:r>
-        <w:t>It is useful to know the flow of an application in order to see how the graphics fit into the process.</w:t>
+        <w:t xml:space="preserve">It is useful to </w:t>
+      </w:r>
+      <w:r>
+        <w:t>be familiar with</w:t>
+      </w:r>
+      <w:r>
+        <w:t xml:space="preserve"> </w:t>
+      </w:r>
+      <w:r>
+        <w:t xml:space="preserve">the flow of an application </w:t>
+      </w:r>
+      <w:proofErr w:type="gramStart"/>
+      <w:r>
+        <w:t>in order to</w:t>
+      </w:r>
+      <w:proofErr w:type="gramEnd"/>
+      <w:r>
+        <w:t xml:space="preserve"> see how the graphics fit into the process.</w:t>
       </w:r>
     </w:p>
     <w:p>
@@ -980,7 +1036,19 @@
         <w:jc w:val="both"/>
       </w:pPr>
       <w:r>
-        <w:t>This function creates an instance of a view class (yet to be created) and will set the display to the view class.</w:t>
+        <w:t>This function creates an instance of a view class (</w:t>
+      </w:r>
+      <w:r>
+        <w:t xml:space="preserve">which is </w:t>
+      </w:r>
+      <w:r>
+        <w:t>yet to be created) and set</w:t>
+      </w:r>
+      <w:r>
+        <w:t>s</w:t>
+      </w:r>
+      <w:r>
+        <w:t xml:space="preserve"> the display to the view class.</w:t>
       </w:r>
     </w:p>
     <w:p>
@@ -1038,7 +1106,25 @@
         <w:t>z</w:t>
       </w:r>
       <w:r>
-        <w:t>ed or changed and then the other function is called every time a new frame is ready to be drawn. These functions typically reference other functions that are written in the native side of your application. This is achieved by using a different class that holds function prototypes for all your native functions.</w:t>
+        <w:t>ed or changed</w:t>
+      </w:r>
+      <w:r>
+        <w:t>,</w:t>
+      </w:r>
+      <w:r>
+        <w:t xml:space="preserve"> and the other function is called every time a new frame is ready to be drawn. These functions typically refer</w:t>
+      </w:r>
+      <w:r>
+        <w:t xml:space="preserve"> to</w:t>
+      </w:r>
+      <w:r>
+        <w:t xml:space="preserve"> other functions written </w:t>
+      </w:r>
+      <w:r>
+        <w:t>o</w:t>
+      </w:r>
+      <w:r>
+        <w:t>n the native side of your application. This is achieved by using a different class that holds function prototypes for all your native functions.</w:t>
       </w:r>
     </w:p>
     <w:p>
@@ -1060,11 +1146,11 @@
       <w:r>
         <w:t xml:space="preserve"> </w:t>
       </w:r>
-      <w:bookmarkStart w:id="7" w:name="_Toc36032931"/>
+      <w:bookmarkStart w:id="6" w:name="_Toc36032931"/>
       <w:r>
         <w:t>Creating the new project</w:t>
       </w:r>
-      <w:bookmarkEnd w:id="7"/>
+      <w:bookmarkEnd w:id="6"/>
     </w:p>
     <w:p>
       <w:pPr>
@@ -1074,19 +1160,31 @@
         </w:rPr>
       </w:pPr>
       <w:r>
-        <w:t>We will be using the code created on a previous project</w:t>
-      </w:r>
-      <w:r>
-        <w:t>,</w:t>
+        <w:t xml:space="preserve">We will be using the code created </w:t>
+      </w:r>
+      <w:r>
+        <w:t>i</w:t>
+      </w:r>
+      <w:r>
+        <w:t xml:space="preserve">n </w:t>
+      </w:r>
+      <w:r>
+        <w:t>the</w:t>
+      </w:r>
+      <w:r>
+        <w:t xml:space="preserve"> previous </w:t>
+      </w:r>
+      <w:r>
+        <w:t>lab as</w:t>
       </w:r>
       <w:r>
         <w:t xml:space="preserve"> a starting point for this project. </w:t>
       </w:r>
       <w:r>
-        <w:t>So,</w:t>
-      </w:r>
-      <w:r>
-        <w:t xml:space="preserve"> create a new project. The project should be called </w:t>
+        <w:t>C</w:t>
+      </w:r>
+      <w:r>
+        <w:t xml:space="preserve">reate a new project. The project should be called </w:t>
       </w:r>
       <w:r>
         <w:rPr>
@@ -1101,7 +1199,19 @@
       </w:r>
       <w:proofErr w:type="spellEnd"/>
       <w:r>
-        <w:t>” and thus the company name should be called “</w:t>
+        <w:t>”</w:t>
+      </w:r>
+      <w:r>
+        <w:t>.</w:t>
+      </w:r>
+      <w:r>
+        <w:t xml:space="preserve"> </w:t>
+      </w:r>
+      <w:r>
+        <w:t>T</w:t>
+      </w:r>
+      <w:r>
+        <w:t>he company name should be called “</w:t>
       </w:r>
       <w:proofErr w:type="spellStart"/>
       <w:proofErr w:type="gramStart"/>
@@ -1149,7 +1259,49 @@
         <w:rPr>
           <w:color w:val="auto"/>
         </w:rPr>
-        <w:t>Rename the MainActivity to “SimpleTriangle” in order to have a more intuitive title.</w:t>
+        <w:t xml:space="preserve">Rename </w:t>
+      </w:r>
+      <w:proofErr w:type="spellStart"/>
+      <w:r>
+        <w:rPr>
+          <w:color w:val="auto"/>
+        </w:rPr>
+        <w:t>MainActivity</w:t>
+      </w:r>
+      <w:proofErr w:type="spellEnd"/>
+      <w:r>
+        <w:rPr>
+          <w:color w:val="auto"/>
+        </w:rPr>
+        <w:t xml:space="preserve"> to “</w:t>
+      </w:r>
+      <w:proofErr w:type="spellStart"/>
+      <w:r>
+        <w:rPr>
+          <w:color w:val="auto"/>
+        </w:rPr>
+        <w:t>SimpleTriangle</w:t>
+      </w:r>
+      <w:proofErr w:type="spellEnd"/>
+      <w:r>
+        <w:rPr>
+          <w:color w:val="auto"/>
+        </w:rPr>
+        <w:t xml:space="preserve">” </w:t>
+      </w:r>
+      <w:proofErr w:type="gramStart"/>
+      <w:r>
+        <w:rPr>
+          <w:color w:val="auto"/>
+        </w:rPr>
+        <w:t>in order to</w:t>
+      </w:r>
+      <w:proofErr w:type="gramEnd"/>
+      <w:r>
+        <w:rPr>
+          <w:color w:val="auto"/>
+        </w:rPr>
+        <w:t xml:space="preserve"> have a more intuitive title.</w:t>
       </w:r>
     </w:p>
     <w:p>
@@ -1157,7 +1309,51 @@
         <w:jc w:val="both"/>
       </w:pPr>
       <w:r>
-        <w:t>Once the project has been created, you can copy over the content of the native-lib.cpp file, but ensure you change the package names included to match the new package names. Copy over the NativeLibrary class and also the code from FirstNative and place it into our new SimpleTriangle class. Be sure to edit the package names and refactor the code so that it fits our new project structure.</w:t>
+        <w:t xml:space="preserve">Once the project has been created, you can copy over the content of the native-lib.cpp </w:t>
+      </w:r>
+      <w:proofErr w:type="gramStart"/>
+      <w:r>
+        <w:t>file</w:t>
+      </w:r>
+      <w:r>
+        <w:t>,</w:t>
+      </w:r>
+      <w:r>
+        <w:t xml:space="preserve"> but</w:t>
+      </w:r>
+      <w:proofErr w:type="gramEnd"/>
+      <w:r>
+        <w:t xml:space="preserve"> ensure </w:t>
+      </w:r>
+      <w:r>
+        <w:t xml:space="preserve">that </w:t>
+      </w:r>
+      <w:r>
+        <w:t xml:space="preserve">you change the package names included to match the new package names. Copy over the NativeLibrary class </w:t>
+      </w:r>
+      <w:proofErr w:type="gramStart"/>
+      <w:r>
+        <w:t>and also</w:t>
+      </w:r>
+      <w:proofErr w:type="gramEnd"/>
+      <w:r>
+        <w:t xml:space="preserve"> the code from </w:t>
+      </w:r>
+      <w:proofErr w:type="spellStart"/>
+      <w:proofErr w:type="gramStart"/>
+      <w:r>
+        <w:t>FirstNative</w:t>
+      </w:r>
+      <w:proofErr w:type="spellEnd"/>
+      <w:r>
+        <w:t>,</w:t>
+      </w:r>
+      <w:r>
+        <w:t xml:space="preserve"> and</w:t>
+      </w:r>
+      <w:proofErr w:type="gramEnd"/>
+      <w:r>
+        <w:t xml:space="preserve"> place it into our new SimpleTriangle class. Be sure to edit the package names and refactor the code so that it fits our new project structure.</w:t>
       </w:r>
     </w:p>
     <w:p>
@@ -1165,7 +1361,19 @@
         <w:jc w:val="both"/>
       </w:pPr>
       <w:r>
-        <w:t xml:space="preserve">Once we have our previous project implemented into our new application, we need to create a third Java file. Create a new file called “TutorialView.java” in the same place as our </w:t>
+        <w:t>Once we have</w:t>
+      </w:r>
+      <w:r>
+        <w:t xml:space="preserve"> implemented</w:t>
+      </w:r>
+      <w:r>
+        <w:t xml:space="preserve"> our previous project</w:t>
+      </w:r>
+      <w:r>
+        <w:t xml:space="preserve"> </w:t>
+      </w:r>
+      <w:r>
+        <w:t xml:space="preserve">into our new application, we need to create a third Java file. Create a new file called “TutorialView.java” in the same place as our </w:t>
       </w:r>
       <w:r>
         <w:t>SimpleTriangle</w:t>
@@ -1187,11 +1395,11 @@
         <w:lastRenderedPageBreak/>
         <w:t xml:space="preserve"> </w:t>
       </w:r>
-      <w:bookmarkStart w:id="8" w:name="_Toc36032932"/>
+      <w:bookmarkStart w:id="7" w:name="_Toc36032932"/>
       <w:r>
         <w:t>Files creation</w:t>
       </w:r>
-      <w:bookmarkEnd w:id="8"/>
+      <w:bookmarkEnd w:id="7"/>
     </w:p>
     <w:p>
       <w:pPr>
@@ -1201,11 +1409,11 @@
           <w:numId w:val="26"/>
         </w:numPr>
       </w:pPr>
-      <w:bookmarkStart w:id="9" w:name="_Toc36032933"/>
+      <w:bookmarkStart w:id="8" w:name="_Toc36032933"/>
       <w:r>
         <w:t>“TutorialView.java” class</w:t>
       </w:r>
-      <w:bookmarkEnd w:id="9"/>
+      <w:bookmarkEnd w:id="8"/>
     </w:p>
     <w:p>
       <w:pPr>
@@ -1244,7 +1452,7 @@
         <w:t>,</w:t>
       </w:r>
       <w:r>
-        <w:t xml:space="preserve"> we need to configure the surface that we are going to be drawing to</w:t>
+        <w:t xml:space="preserve"> we need to configure the surface that we are going to draw to</w:t>
       </w:r>
       <w:r>
         <w:t>,</w:t>
@@ -1259,19 +1467,47 @@
         <w:jc w:val="both"/>
       </w:pPr>
       <w:r>
-        <w:t>As mentioned in the first lab, we must always include what package the file belongs to, so that is our first line of code. The rest of this section is imports, much like before, so that we have the required libraries to work with OpenGL</w:t>
-      </w:r>
+        <w:t xml:space="preserve">As mentioned in the first lab, we must always include </w:t>
+      </w:r>
+      <w:r>
+        <w:t>the</w:t>
+      </w:r>
+      <w:r>
+        <w:t xml:space="preserve"> </w:t>
+      </w:r>
+      <w:r>
+        <w:t>package</w:t>
+      </w:r>
+      <w:r>
+        <w:t xml:space="preserve"> to which</w:t>
+      </w:r>
+      <w:r>
+        <w:t xml:space="preserve"> the file belongs, so that is our first line of code. The rest of this section </w:t>
+      </w:r>
+      <w:r>
+        <w:t>consists of</w:t>
+      </w:r>
+      <w:r>
+        <w:t xml:space="preserve"> imports, much like before, so that we have the required libraries to work with OpenGL. The imports include things such as </w:t>
+      </w:r>
+      <w:proofErr w:type="spellStart"/>
+      <w:r>
+        <w:t>GLSurfaceView</w:t>
+      </w:r>
+      <w:proofErr w:type="spellEnd"/>
       <w:r>
         <w:t>,</w:t>
       </w:r>
       <w:r>
-        <w:t xml:space="preserve"> etc. The imports include things such as GLSurfaceView</w:t>
-      </w:r>
-      <w:r>
-        <w:t>,</w:t>
-      </w:r>
-      <w:r>
-        <w:t xml:space="preserve"> which is what our class will be derived from, and a variety of other EGL and OpenGL ES libraries to enable us to make use of OpenGL as mentioned previously.</w:t>
+        <w:t xml:space="preserve"> which our class will </w:t>
+      </w:r>
+      <w:proofErr w:type="gramStart"/>
+      <w:r>
+        <w:t>be derived</w:t>
+      </w:r>
+      <w:proofErr w:type="gramEnd"/>
+      <w:r>
+        <w:t xml:space="preserve"> from, and a variety of other EGL and OpenGL ES libraries to enable us to make use of OpenGL.</w:t>
       </w:r>
     </w:p>
     <w:p>
@@ -1719,16 +1955,39 @@
         <w:t>e</w:t>
       </w:r>
       <w:r>
-        <w:t xml:space="preserve"> also</w:t>
-      </w:r>
-      <w:r>
-        <w:t xml:space="preserve"> declare our class as an extension of GLSurfaceView</w:t>
-      </w:r>
-      <w:r>
-        <w:t>;</w:t>
-      </w:r>
-      <w:r>
-        <w:t xml:space="preserve"> this will provide us with access to its implementation of functions and allow us to override methods if we need to. Again, this is a way of letting OpenGL do some of the work for us.</w:t>
+        <w:t xml:space="preserve"> </w:t>
+      </w:r>
+      <w:r>
+        <w:t xml:space="preserve">declare our class as an extension of </w:t>
+      </w:r>
+      <w:proofErr w:type="spellStart"/>
+      <w:r>
+        <w:t>GLSurfaceView</w:t>
+      </w:r>
+      <w:proofErr w:type="spellEnd"/>
+      <w:r>
+        <w:t>.</w:t>
+      </w:r>
+      <w:r>
+        <w:t xml:space="preserve"> </w:t>
+      </w:r>
+      <w:r>
+        <w:t>T</w:t>
+      </w:r>
+      <w:r>
+        <w:t>his provide</w:t>
+      </w:r>
+      <w:r>
+        <w:t>s</w:t>
+      </w:r>
+      <w:r>
+        <w:t xml:space="preserve"> us with access to its implementation of functions and allow</w:t>
+      </w:r>
+      <w:r>
+        <w:t>s</w:t>
+      </w:r>
+      <w:r>
+        <w:t xml:space="preserve"> us to override methods if we need to. Again, this is a way of letting OpenGL do some of the work for us.</w:t>
       </w:r>
     </w:p>
     <w:p>
@@ -1748,21 +2007,43 @@
         <w:t>later</w:t>
       </w:r>
       <w:r>
-        <w:t xml:space="preserve"> when we set up our surface. We will need to provide some parameters; this will include what format we want the surface to be in. For this example, we are going to use RGBA 8888</w:t>
+        <w:t xml:space="preserve"> when we set up our surface. We will need to provide some parameters</w:t>
+      </w:r>
+      <w:r>
+        <w:t>.</w:t>
+      </w:r>
+      <w:r>
+        <w:t xml:space="preserve"> </w:t>
+      </w:r>
+      <w:r>
+        <w:t>T</w:t>
+      </w:r>
+      <w:r>
+        <w:t xml:space="preserve">his will include </w:t>
+      </w:r>
+      <w:r>
+        <w:t>the</w:t>
+      </w:r>
+      <w:r>
+        <w:t xml:space="preserve"> format</w:t>
+      </w:r>
+      <w:r>
+        <w:t xml:space="preserve"> that</w:t>
+      </w:r>
+      <w:r>
+        <w:t xml:space="preserve"> we want the surface to </w:t>
+      </w:r>
+      <w:r>
+        <w:t>use</w:t>
+      </w:r>
+      <w:r>
+        <w:t>. For this example, we are going to use RGBA 8888</w:t>
       </w:r>
       <w:r>
         <w:t>,</w:t>
       </w:r>
       <w:r>
-        <w:t xml:space="preserve"> which is 32-bit </w:t>
-      </w:r>
-      <w:proofErr w:type="spellStart"/>
-      <w:r>
-        <w:t>colour</w:t>
-      </w:r>
-      <w:proofErr w:type="spellEnd"/>
-      <w:r>
-        <w:t xml:space="preserve"> made up of 8 red bits, 8 green bits, 8 blue bits</w:t>
+        <w:t xml:space="preserve"> which is 32-bit color made up of 8 red bits, 8 green bits, 8 blue bits</w:t>
       </w:r>
       <w:r>
         <w:t>,</w:t>
@@ -2228,22 +2509,44 @@
           <w:i/>
           <w:iCs/>
         </w:rPr>
-        <w:t xml:space="preserve">“depthSize” </w:t>
-      </w:r>
-      <w:r>
-        <w:t>to 16 as this will later be used to display objects in the correct order</w:t>
-      </w:r>
-      <w:r>
-        <w:t>,</w:t>
-      </w:r>
-      <w:r>
-        <w:t xml:space="preserve"> etc. The </w:t>
-      </w:r>
+        <w:t>“</w:t>
+      </w:r>
+      <w:proofErr w:type="spellStart"/>
       <w:r>
         <w:rPr>
           <w:i/>
           <w:iCs/>
         </w:rPr>
+        <w:t>depthSize</w:t>
+      </w:r>
+      <w:proofErr w:type="spellEnd"/>
+      <w:r>
+        <w:rPr>
+          <w:i/>
+          <w:iCs/>
+        </w:rPr>
+        <w:t xml:space="preserve">” </w:t>
+      </w:r>
+      <w:r>
+        <w:t>to 16</w:t>
+      </w:r>
+      <w:r>
+        <w:t>,</w:t>
+      </w:r>
+      <w:r>
+        <w:t xml:space="preserve"> as this will later be used to display objects in the correct order</w:t>
+      </w:r>
+      <w:r>
+        <w:t>.</w:t>
+      </w:r>
+      <w:r>
+        <w:t xml:space="preserve"> The </w:t>
+      </w:r>
+      <w:r>
+        <w:rPr>
+          <w:i/>
+          <w:iCs/>
+        </w:rPr>
         <w:t>“sampleSize”</w:t>
       </w:r>
       <w:r>
@@ -2253,10 +2556,19 @@
         <w:t>,</w:t>
       </w:r>
       <w:r>
-        <w:t xml:space="preserve"> which is the smoothing of graphics. Mali platforms typically provide at least 4x anti-aliasing</w:t>
-      </w:r>
-      <w:r>
-        <w:t>;</w:t>
+        <w:t xml:space="preserve"> which smooth</w:t>
+      </w:r>
+      <w:r>
+        <w:t>s</w:t>
+      </w:r>
+      <w:r>
+        <w:t xml:space="preserve"> graphics. Mali platforms typically provide at least 4x anti-aliasing</w:t>
+      </w:r>
+      <w:r>
+        <w:t>,</w:t>
+      </w:r>
+      <w:r>
+        <w:t xml:space="preserve"> and</w:t>
       </w:r>
       <w:r>
         <w:t xml:space="preserve"> we will enable it.</w:t>
@@ -2268,7 +2580,10 @@
         <w:t xml:space="preserve"> </w:t>
       </w:r>
       <w:r>
-        <w:t>Finally, the stencil buffer is an advanced concept and will be disabled for now.</w:t>
+        <w:t>T</w:t>
+      </w:r>
+      <w:r>
+        <w:t>he stencil buffer is an advanced concept and will be disabled for now.</w:t>
       </w:r>
     </w:p>
     <w:p>
@@ -2295,13 +2610,25 @@
       </w:pPr>
       <w:r>
         <w:lastRenderedPageBreak/>
-        <w:t>Now we need to create the constructor for the class. The class is instantiated with a Context passed into it. OpenGL/EGL Contexts store all states associated with an instance of OpenGL. Essentially</w:t>
+        <w:t xml:space="preserve">Now we need to create the constructor for the class. The class is instantiated with a Context passed to it. OpenGL/EGL </w:t>
+      </w:r>
+      <w:r>
+        <w:t>c</w:t>
+      </w:r>
+      <w:r>
+        <w:t>ontexts store all states associated with an instance of OpenGL. Essentially</w:t>
       </w:r>
       <w:r>
         <w:t>,</w:t>
       </w:r>
       <w:r>
-        <w:t xml:space="preserve"> it holds everything related to OpenGL. The constructor then calls two functions that we will define </w:t>
+        <w:t xml:space="preserve"> </w:t>
+      </w:r>
+      <w:r>
+        <w:t>a context</w:t>
+      </w:r>
+      <w:r>
+        <w:t xml:space="preserve"> holds everything related to OpenGL. The constructor then calls two functions that we will define </w:t>
       </w:r>
       <w:r>
         <w:t>later</w:t>
@@ -2597,27 +2924,44 @@
         <w:jc w:val="both"/>
       </w:pPr>
       <w:r>
-        <w:t>We now define a new class</w:t>
+        <w:t xml:space="preserve">We now define a new class within the </w:t>
+      </w:r>
+      <w:proofErr w:type="spellStart"/>
+      <w:r>
+        <w:t>TutorialView</w:t>
+      </w:r>
+      <w:proofErr w:type="spellEnd"/>
+      <w:r>
+        <w:t xml:space="preserve"> class called “</w:t>
+      </w:r>
+      <w:proofErr w:type="spellStart"/>
+      <w:r>
+        <w:t>ContextFactory</w:t>
+      </w:r>
+      <w:proofErr w:type="spellEnd"/>
+      <w:r>
+        <w:t>”</w:t>
       </w:r>
       <w:r>
         <w:t>,</w:t>
       </w:r>
       <w:r>
-        <w:t xml:space="preserve"> within the TutorialView class</w:t>
-      </w:r>
-      <w:r>
-        <w:t>,</w:t>
-      </w:r>
-      <w:r>
-        <w:t xml:space="preserve"> called “</w:t>
-      </w:r>
-      <w:proofErr w:type="spellStart"/>
-      <w:r>
-        <w:t>ContextFactory</w:t>
-      </w:r>
-      <w:proofErr w:type="spellEnd"/>
-      <w:r>
-        <w:t xml:space="preserve">” which is an implementation of GLSurfaceView.EGLContextFactory. This class has two functions; the first is called </w:t>
+        <w:t xml:space="preserve"> which is an implementation of GLSurfaceView.EGLContextFactory. This class has two functions</w:t>
+      </w:r>
+      <w:r>
+        <w:rPr>
+          <w:rFonts w:cs="Calibri"/>
+        </w:rPr>
+        <w:t>.</w:t>
+      </w:r>
+      <w:r>
+        <w:t xml:space="preserve"> </w:t>
+      </w:r>
+      <w:r>
+        <w:t>T</w:t>
+      </w:r>
+      <w:r>
+        <w:t xml:space="preserve">he first is called </w:t>
       </w:r>
       <w:r>
         <w:rPr>
@@ -2627,7 +2971,61 @@
         <w:t>“createContext”</w:t>
       </w:r>
       <w:r>
-        <w:t xml:space="preserve"> and simply creates the Context our program will be using. The creation of the context takes in an attribute list, which in this case, consists of an “EGL_CONTEXT_CLIENT_VERSION” (we assign 2 to this value) and then “EGL10.EGL_NONE” which signifies the end of the list. This context is then returned to the caller. We also have the “destroyContext” function</w:t>
+        <w:t xml:space="preserve"> and simply creates the </w:t>
+      </w:r>
+      <w:r>
+        <w:t>c</w:t>
+      </w:r>
+      <w:r>
+        <w:t>ontext our program will be using. The creation of the context takes in an attribute list, which in this case consists of an “EGL_CONTEXT_CLIENT_VERSION”</w:t>
+      </w:r>
+      <w:r>
+        <w:t>,</w:t>
+      </w:r>
+      <w:r>
+        <w:t xml:space="preserve"> </w:t>
+      </w:r>
+      <w:r>
+        <w:t xml:space="preserve">which </w:t>
+      </w:r>
+      <w:r>
+        <w:t>we assign</w:t>
+      </w:r>
+      <w:r>
+        <w:t xml:space="preserve"> a value of</w:t>
+      </w:r>
+      <w:r>
+        <w:t xml:space="preserve"> 2</w:t>
+      </w:r>
+      <w:r>
+        <w:t>,</w:t>
+      </w:r>
+      <w:r>
+        <w:t xml:space="preserve"> and then “EGL10.EGL_NONE”</w:t>
+      </w:r>
+      <w:r>
+        <w:t>,</w:t>
+      </w:r>
+      <w:r>
+        <w:t xml:space="preserve"> which signifies the end of the list. This context is then returned to the caller. </w:t>
+      </w:r>
+      <w:r>
+        <w:t xml:space="preserve">The second function is </w:t>
+      </w:r>
+      <w:r>
+        <w:t>the “</w:t>
+      </w:r>
+      <w:proofErr w:type="spellStart"/>
+      <w:r>
+        <w:rPr>
+          <w:i/>
+          <w:iCs/>
+        </w:rPr>
+        <w:t>destroyContext</w:t>
+      </w:r>
+      <w:proofErr w:type="spellEnd"/>
+      <w:r>
+        <w:t>” function</w:t>
       </w:r>
       <w:r>
         <w:t>,</w:t>
@@ -3233,62 +3631,116 @@
           <w:i/>
           <w:iCs/>
         </w:rPr>
-        <w:t xml:space="preserve">” </w:t>
-      </w:r>
-      <w:r>
-        <w:t>and it handles all the variables we defined earlier on in the TutorialView class. As seen in the definition of this new class, it implements “</w:t>
-      </w:r>
-      <w:proofErr w:type="spellStart"/>
-      <w:r>
-        <w:t>GLSurfaceView.EGLConfigChooser</w:t>
-      </w:r>
-      <w:proofErr w:type="spellEnd"/>
-      <w:r>
-        <w:t xml:space="preserve">”. The first function in the class is called </w:t>
+        <w:t>”</w:t>
+      </w:r>
+      <w:r>
+        <w:t>,</w:t>
       </w:r>
       <w:r>
         <w:rPr>
           <w:i/>
           <w:iCs/>
         </w:rPr>
-        <w:t>“</w:t>
+        <w:t xml:space="preserve"> </w:t>
+      </w:r>
+      <w:r>
+        <w:t xml:space="preserve">and it handles all the variables defined earlier in the </w:t>
       </w:r>
       <w:proofErr w:type="spellStart"/>
+      <w:r>
+        <w:t>TutorialView</w:t>
+      </w:r>
+      <w:proofErr w:type="spellEnd"/>
+      <w:r>
+        <w:t xml:space="preserve"> class. As seen in the definition of this new class, it implements “</w:t>
+      </w:r>
+      <w:proofErr w:type="spellStart"/>
+      <w:r>
+        <w:t>GLSurfaceView.EGLConfigChooser</w:t>
+      </w:r>
+      <w:proofErr w:type="spellEnd"/>
+      <w:r>
+        <w:t xml:space="preserve">”. The first function in the class is called </w:t>
+      </w:r>
       <w:r>
         <w:rPr>
           <w:i/>
           <w:iCs/>
         </w:rPr>
-        <w:t>chooseConfig</w:t>
-      </w:r>
-      <w:proofErr w:type="spellEnd"/>
+        <w:t>“</w:t>
+      </w:r>
+      <w:proofErr w:type="spellStart"/>
       <w:r>
         <w:rPr>
           <w:i/>
           <w:iCs/>
         </w:rPr>
-        <w:t>”.</w:t>
-      </w:r>
-      <w:r>
-        <w:t xml:space="preserve"> This function begins by creating an attribute list using the variables we mentioned earlier. This will be our desired configuration (Note: we did not set “EGL_RENDERABLE_TYPE” – this is the interface and will be set to OpenGL ES 2.0).</w:t>
-      </w:r>
-    </w:p>
-    <w:p>
-      <w:pPr>
-        <w:jc w:val="both"/>
-      </w:pPr>
-      <w:r>
-        <w:t xml:space="preserve">The next lines deal with the number of supported configurations. We call </w:t>
-      </w:r>
+        <w:t>chooseConfig</w:t>
+      </w:r>
+      <w:proofErr w:type="spellEnd"/>
       <w:r>
         <w:rPr>
           <w:i/>
           <w:iCs/>
         </w:rPr>
+        <w:t>”.</w:t>
+      </w:r>
+      <w:r>
+        <w:t xml:space="preserve"> This function begins by creating an attribute list using the variables we mentioned earlier. This will be our desired configuration</w:t>
+      </w:r>
+      <w:r>
+        <w:t>.</w:t>
+      </w:r>
+      <w:r>
+        <w:t xml:space="preserve"> Note</w:t>
+      </w:r>
+      <w:r>
+        <w:t xml:space="preserve"> that</w:t>
+      </w:r>
+      <w:r>
+        <w:t xml:space="preserve"> we did not set “EGL_RENDERABLE_TYPE”</w:t>
+      </w:r>
+      <w:r>
+        <w:t>.</w:t>
+      </w:r>
+      <w:r>
+        <w:t xml:space="preserve">  </w:t>
+      </w:r>
+      <w:r>
+        <w:t>T</w:t>
+      </w:r>
+      <w:r>
+        <w:t>his is the interface and will be set to OpenGL ES 2.0.</w:t>
+      </w:r>
+    </w:p>
+    <w:p>
+      <w:pPr>
+        <w:jc w:val="both"/>
+      </w:pPr>
+      <w:r>
+        <w:t xml:space="preserve">The next lines deal with the number of supported configurations. We call </w:t>
+      </w:r>
+      <w:r>
+        <w:rPr>
+          <w:i/>
+          <w:iCs/>
+        </w:rPr>
         <w:t>“eglChooseConfig”</w:t>
       </w:r>
       <w:r>
-        <w:t xml:space="preserve"> with NULL as a parameter so that it returns the number of configs available. Next, we create an </w:t>
+        <w:t xml:space="preserve"> with NULL as a parameter so that it returns the number of </w:t>
+      </w:r>
+      <w:r>
+        <w:t xml:space="preserve">available </w:t>
+      </w:r>
+      <w:r>
+        <w:t>config</w:t>
+      </w:r>
+      <w:r>
+        <w:t>uration</w:t>
+      </w:r>
+      <w:r>
+        <w:t xml:space="preserve">s. Next, we create an </w:t>
       </w:r>
       <w:proofErr w:type="spellStart"/>
       <w:r>
@@ -3296,7 +3748,19 @@
       </w:r>
       <w:proofErr w:type="spellEnd"/>
       <w:r>
-        <w:t xml:space="preserve"> array which will hold every configuration that matches our requirements. One issue is that despite telling EGL the specifics of our ideal configuration, it might give us something greater than the configuration we ask for.</w:t>
+        <w:t xml:space="preserve"> array which will hold every configuration that matches our requirements. One issue is that</w:t>
+      </w:r>
+      <w:r>
+        <w:t>,</w:t>
+      </w:r>
+      <w:r>
+        <w:t xml:space="preserve"> despite telling EGL the specifics of our ideal configuration, it might give us something greater than the configuration we </w:t>
+      </w:r>
+      <w:r>
+        <w:t>requested</w:t>
+      </w:r>
+      <w:r>
+        <w:t>.</w:t>
       </w:r>
     </w:p>
     <w:p>
@@ -4930,7 +5394,27 @@
         <w:jc w:val="both"/>
       </w:pPr>
       <w:r>
-        <w:t xml:space="preserve">As stated previously, the aim of this function is to go through each configuration and find all matches or greater, but select the one most suited to our wishes. This is achieved using the </w:t>
+        <w:t xml:space="preserve">As stated previously, the aim of this function is to go through each configuration and find all matches or </w:t>
+      </w:r>
+      <w:r>
+        <w:t xml:space="preserve">configurations that exceed our </w:t>
+      </w:r>
+      <w:proofErr w:type="gramStart"/>
+      <w:r>
+        <w:t>requirements</w:t>
+      </w:r>
+      <w:r>
+        <w:t>, but</w:t>
+      </w:r>
+      <w:proofErr w:type="gramEnd"/>
+      <w:r>
+        <w:t xml:space="preserve"> select the one most suited to our </w:t>
+      </w:r>
+      <w:r>
+        <w:t>needs</w:t>
+      </w:r>
+      <w:r>
+        <w:t xml:space="preserve">. This is achieved using the </w:t>
       </w:r>
       <w:r>
         <w:rPr>
@@ -4946,7 +5430,31 @@
         <w:t>,</w:t>
       </w:r>
       <w:r>
-        <w:t xml:space="preserve"> which acts as a string comparison between the attributes, locating the most alike configuration, returning if it finds a match. </w:t>
+        <w:t xml:space="preserve"> which acts as a comparison between the attributes, locating the </w:t>
+      </w:r>
+      <w:r>
+        <w:t xml:space="preserve">closest matching </w:t>
+      </w:r>
+      <w:r>
+        <w:t>configuration</w:t>
+      </w:r>
+      <w:r>
+        <w:t xml:space="preserve"> and</w:t>
+      </w:r>
+      <w:r>
+        <w:t xml:space="preserve"> returning it</w:t>
+      </w:r>
+      <w:r>
+        <w:t xml:space="preserve"> if a </w:t>
+      </w:r>
+      <w:r>
+        <w:t>match</w:t>
+      </w:r>
+      <w:r>
+        <w:t xml:space="preserve"> is found</w:t>
+      </w:r>
+      <w:r>
+        <w:t xml:space="preserve">. </w:t>
       </w:r>
     </w:p>
     <w:p>
@@ -5405,7 +5913,23 @@
         <w:t>. “onSurfaceChanged”</w:t>
       </w:r>
       <w:r>
-        <w:t xml:space="preserve"> is called when the surface has been altered and calls the “init” function in our native library. </w:t>
+        <w:t xml:space="preserve"> is called when the surface has been altered and calls the “</w:t>
+      </w:r>
+      <w:proofErr w:type="spellStart"/>
+      <w:proofErr w:type="gramStart"/>
+      <w:r>
+        <w:t>init</w:t>
+      </w:r>
+      <w:proofErr w:type="spellEnd"/>
+      <w:r>
+        <w:t>(</w:t>
+      </w:r>
+      <w:proofErr w:type="gramEnd"/>
+      <w:r>
+        <w:t>)</w:t>
+      </w:r>
+      <w:r>
+        <w:t xml:space="preserve">” function in our native library. </w:t>
       </w:r>
       <w:r>
         <w:rPr>
@@ -5431,7 +5955,13 @@
         <w:t>”</w:t>
       </w:r>
       <w:r>
-        <w:t>, as expected, is called when a surface is created, but we will leave this function for now.</w:t>
+        <w:t>, as expected, is called when a surface is created, but we will leave this function</w:t>
+      </w:r>
+      <w:r>
+        <w:t xml:space="preserve"> empty</w:t>
+      </w:r>
+      <w:r>
+        <w:t xml:space="preserve"> for now.</w:t>
       </w:r>
     </w:p>
     <w:p>
@@ -6046,11 +6576,11 @@
           <w:numId w:val="26"/>
         </w:numPr>
       </w:pPr>
-      <w:bookmarkStart w:id="10" w:name="_Toc36032934"/>
+      <w:bookmarkStart w:id="9" w:name="_Toc36032934"/>
       <w:r>
         <w:t>Altering “SimpleTriangle.java”</w:t>
       </w:r>
-      <w:bookmarkEnd w:id="10"/>
+      <w:bookmarkEnd w:id="9"/>
     </w:p>
     <w:p>
       <w:r>
@@ -6066,7 +6596,7 @@
         <w:t>e</w:t>
       </w:r>
       <w:r>
-        <w:t xml:space="preserve"> class </w:t>
+        <w:t xml:space="preserve"> </w:t>
       </w:r>
       <w:r>
         <w:rPr>
@@ -6078,7 +6608,19 @@
         <w:rPr>
           <w:color w:val="auto"/>
         </w:rPr>
-        <w:t>java.</w:t>
+        <w:t>java</w:t>
+      </w:r>
+      <w:r>
+        <w:rPr>
+          <w:color w:val="auto"/>
+        </w:rPr>
+        <w:t xml:space="preserve"> class</w:t>
+      </w:r>
+      <w:r>
+        <w:rPr>
+          <w:color w:val="auto"/>
+        </w:rPr>
+        <w:t>.</w:t>
       </w:r>
     </w:p>
     <w:p>
@@ -6092,7 +6634,18 @@
         <w:t>,</w:t>
       </w:r>
       <w:r>
-        <w:t xml:space="preserve"> and as you can see in the snippet below, we add a new line to the first section of the class. This line creates a variable of type TutorialView (the class we just created). This is where we will display our graphics when we get around to creating them.</w:t>
+        <w:t xml:space="preserve"> and as you can see in the snippet below, we add a new line to the first section of the class. This line creates a variable of type </w:t>
+      </w:r>
+      <w:proofErr w:type="spellStart"/>
+      <w:r>
+        <w:t>TutorialView</w:t>
+      </w:r>
+      <w:proofErr w:type="spellEnd"/>
+      <w:r>
+        <w:t xml:space="preserve">, </w:t>
+      </w:r>
+      <w:r>
+        <w:t>the class we just created. This is where we will display our graphics when we get around to creating them.</w:t>
       </w:r>
     </w:p>
     <w:p>
@@ -6379,7 +6932,18 @@
         <w:t>“onCreate”</w:t>
       </w:r>
       <w:r>
-        <w:t xml:space="preserve"> function, we create a new instance of TutorialView and assigns it to the variable we declared earlier on, </w:t>
+        <w:t xml:space="preserve"> function, we create a new instance of </w:t>
+      </w:r>
+      <w:proofErr w:type="spellStart"/>
+      <w:r>
+        <w:t>TutorialView</w:t>
+      </w:r>
+      <w:proofErr w:type="spellEnd"/>
+      <w:r>
+        <w:t xml:space="preserve"> and assign it to the variable</w:t>
+      </w:r>
+      <w:r>
+        <w:t xml:space="preserve"> </w:t>
       </w:r>
       <w:r>
         <w:rPr>
@@ -6405,7 +6969,26 @@
         <w:t>”</w:t>
       </w:r>
       <w:r>
-        <w:t>. We then set this newly created view to the content view, which means that Android will focus on it when displaying content.</w:t>
+        <w:rPr>
+          <w:i/>
+          <w:iCs/>
+        </w:rPr>
+        <w:t xml:space="preserve">, </w:t>
+      </w:r>
+      <w:r>
+        <w:t>which</w:t>
+      </w:r>
+      <w:r>
+        <w:t xml:space="preserve"> </w:t>
+      </w:r>
+      <w:r>
+        <w:t xml:space="preserve">we declared earlier on. We then set this newly created view </w:t>
+      </w:r>
+      <w:r>
+        <w:t>as</w:t>
+      </w:r>
+      <w:r>
+        <w:t xml:space="preserve"> the content view, which means that Android will focus on it when displaying content.</w:t>
       </w:r>
     </w:p>
     <w:p>
@@ -6739,8 +7322,18 @@
         <w:jc w:val="both"/>
       </w:pPr>
       <w:r>
-        <w:t>For these two functions (</w:t>
-      </w:r>
+        <w:t>For these two functions</w:t>
+      </w:r>
+      <w:r>
+        <w:t>,</w:t>
+      </w:r>
+      <w:r>
+        <w:t xml:space="preserve"> </w:t>
+      </w:r>
+      <w:r>
+        <w:t>“</w:t>
+      </w:r>
+      <w:proofErr w:type="spellStart"/>
       <w:r>
         <w:rPr>
           <w:i/>
@@ -6748,30 +7341,47 @@
         </w:rPr>
         <w:t>onPause</w:t>
       </w:r>
-      <w:r>
-        <w:t xml:space="preserve"> and </w:t>
-      </w:r>
+      <w:proofErr w:type="spellEnd"/>
       <w:r>
         <w:rPr>
           <w:i/>
           <w:iCs/>
         </w:rPr>
+        <w:t>”</w:t>
+      </w:r>
+      <w:r>
+        <w:t xml:space="preserve"> and </w:t>
+      </w:r>
+      <w:r>
+        <w:t>“</w:t>
+      </w:r>
+      <w:proofErr w:type="spellStart"/>
+      <w:r>
+        <w:rPr>
+          <w:i/>
+          <w:iCs/>
+        </w:rPr>
         <w:t>onResume</w:t>
       </w:r>
-      <w:r>
-        <w:t>), we call the super equivalents as we did in the “</w:t>
+      <w:proofErr w:type="spellEnd"/>
+      <w:r>
+        <w:rPr>
+          <w:i/>
+          <w:iCs/>
+        </w:rPr>
+        <w:t>”</w:t>
+      </w:r>
+      <w:r>
+        <w:t>,</w:t>
+      </w:r>
+      <w:r>
+        <w:t xml:space="preserve"> we call the super equivalents as we did in the “</w:t>
       </w:r>
       <w:r>
         <w:t>F</w:t>
       </w:r>
       <w:r>
-        <w:t>irstNative” section, but this time</w:t>
-      </w:r>
-      <w:r>
-        <w:t>,</w:t>
-      </w:r>
-      <w:r>
-        <w:t xml:space="preserve"> we also call the </w:t>
+        <w:t xml:space="preserve">irstNative” section, but this time we also call the </w:t>
       </w:r>
       <w:r>
         <w:rPr>
@@ -7358,11 +7968,11 @@
           <w:numId w:val="26"/>
         </w:numPr>
       </w:pPr>
-      <w:bookmarkStart w:id="11" w:name="_Toc36032935"/>
+      <w:bookmarkStart w:id="10" w:name="_Toc36032935"/>
       <w:r>
         <w:t>Altering “NativeLibrary.java”</w:t>
       </w:r>
-      <w:bookmarkEnd w:id="11"/>
+      <w:bookmarkEnd w:id="10"/>
     </w:p>
     <w:p>
       <w:pPr>
@@ -7375,7 +7985,13 @@
         <w:t>F</w:t>
       </w:r>
       <w:r>
-        <w:t xml:space="preserve">irstNative” equivalent. The first change is the addition of two parameters </w:t>
+        <w:t>irstNative” equivalent. The first change is the addition of two parameters</w:t>
+      </w:r>
+      <w:r>
+        <w:t>,</w:t>
+      </w:r>
+      <w:r>
+        <w:t xml:space="preserve"> </w:t>
       </w:r>
       <w:r>
         <w:rPr>
@@ -7395,7 +8011,18 @@
         <w:t>“height”</w:t>
       </w:r>
       <w:r>
-        <w:t xml:space="preserve"> to the init function call. These values will be representative of the dimensions of the view. The other change is the addition of the step function call.</w:t>
+        <w:t>,</w:t>
+      </w:r>
+      <w:r>
+        <w:t xml:space="preserve"> to the </w:t>
+      </w:r>
+      <w:proofErr w:type="spellStart"/>
+      <w:r>
+        <w:t>init</w:t>
+      </w:r>
+      <w:proofErr w:type="spellEnd"/>
+      <w:r>
+        <w:t xml:space="preserve"> function call. These values will be representative of the dimensions of the view. The other change is the addition of the step function call.</w:t>
       </w:r>
     </w:p>
     <w:p>
@@ -7904,11 +8531,11 @@
           <w:numId w:val="26"/>
         </w:numPr>
       </w:pPr>
-      <w:bookmarkStart w:id="12" w:name="_Toc36032936"/>
+      <w:bookmarkStart w:id="11" w:name="_Toc36032936"/>
       <w:r>
         <w:t>Altering “native-lib.cpp”</w:t>
       </w:r>
-      <w:bookmarkEnd w:id="12"/>
+      <w:bookmarkEnd w:id="11"/>
     </w:p>
     <w:p>
       <w:pPr>
@@ -8303,11 +8930,22 @@
       <w:r>
         <w:t>Take note that the names of the functions have changed since “</w:t>
       </w:r>
+      <w:proofErr w:type="spellStart"/>
       <w:r>
         <w:t>F</w:t>
       </w:r>
       <w:r>
-        <w:t>irstNative” as they are now in a new package.</w:t>
+        <w:t>irstNative</w:t>
+      </w:r>
+      <w:proofErr w:type="spellEnd"/>
+      <w:r>
+        <w:t>”</w:t>
+      </w:r>
+      <w:r>
+        <w:t>,</w:t>
+      </w:r>
+      <w:r>
+        <w:t xml:space="preserve"> as they are now in a new package.</w:t>
       </w:r>
     </w:p>
     <w:p>
@@ -8321,7 +8959,25 @@
         <w:t>,</w:t>
       </w:r>
       <w:r>
-        <w:t xml:space="preserve"> you can load the Application on your device. You still will not be able to view anything on the application, but our application is now ready to work with OpenGL ES Graphics coding in the next lab.</w:t>
+        <w:t xml:space="preserve"> you can load the </w:t>
+      </w:r>
+      <w:r>
+        <w:t>a</w:t>
+      </w:r>
+      <w:r>
+        <w:t xml:space="preserve">pplication on your device. You still will not be able to view anything </w:t>
+      </w:r>
+      <w:r>
+        <w:t>i</w:t>
+      </w:r>
+      <w:r>
+        <w:t xml:space="preserve">n the application, but our application is now ready </w:t>
+      </w:r>
+      <w:r>
+        <w:t>for</w:t>
+      </w:r>
+      <w:r>
+        <w:t xml:space="preserve"> OpenGL ES Graphics coding in the next lab.</w:t>
       </w:r>
     </w:p>
     <w:sectPr>
@@ -8338,7 +8994,7 @@
 </file>
 
 <file path=word/endnotes.xml><?xml version="1.0" encoding="utf-8"?>
-<w:endnotes xmlns:wpc="http://schemas.microsoft.com/office/word/2010/wordprocessingCanvas" xmlns:cx="http://schemas.microsoft.com/office/drawing/2014/chartex" xmlns:cx1="http://schemas.microsoft.com/office/drawing/2015/9/8/chartex" xmlns:cx2="http://schemas.microsoft.com/office/drawing/2015/10/21/chartex" xmlns:cx3="http://schemas.microsoft.com/office/drawing/2016/5/9/chartex" xmlns:cx4="http://schemas.microsoft.com/office/drawing/2016/5/10/chartex" xmlns:cx5="http://schemas.microsoft.com/office/drawing/2016/5/11/chartex" xmlns:cx6="http://schemas.microsoft.com/office/drawing/2016/5/12/chartex" xmlns:cx7="http://schemas.microsoft.com/office/drawing/2016/5/13/chartex" xmlns:cx8="http://schemas.microsoft.com/office/drawing/2016/5/14/chartex" xmlns:mc="http://schemas.openxmlformats.org/markup-compatibility/2006" xmlns:aink="http://schemas.microsoft.com/office/drawing/2016/ink" xmlns:am3d="http://schemas.microsoft.com/office/drawing/2017/model3d" xmlns:o="urn:schemas-microsoft-com:office:office" xmlns:r="http://schemas.openxmlformats.org/officeDocument/2006/relationships" xmlns:m="http://schemas.openxmlformats.org/officeDocument/2006/math" xmlns:v="urn:schemas-microsoft-com:vml" xmlns:wp14="http://schemas.microsoft.com/office/word/2010/wordprocessingDrawing" xmlns:wp="http://schemas.openxmlformats.org/drawingml/2006/wordprocessingDrawing" xmlns:w10="urn:schemas-microsoft-com:office:word" xmlns:w="http://schemas.openxmlformats.org/wordprocessingml/2006/main" xmlns:w14="http://schemas.microsoft.com/office/word/2010/wordml" xmlns:w15="http://schemas.microsoft.com/office/word/2012/wordml" xmlns:w16cid="http://schemas.microsoft.com/office/word/2016/wordml/cid" xmlns:w16se="http://schemas.microsoft.com/office/word/2015/wordml/symex" xmlns:wpg="http://schemas.microsoft.com/office/word/2010/wordprocessingGroup" xmlns:wpi="http://schemas.microsoft.com/office/word/2010/wordprocessingInk" xmlns:wne="http://schemas.microsoft.com/office/word/2006/wordml" xmlns:wps="http://schemas.microsoft.com/office/word/2010/wordprocessingShape" mc:Ignorable="w14 w15 w16se w16cid wp14">
+<w:endnotes xmlns:wpc="http://schemas.microsoft.com/office/word/2010/wordprocessingCanvas" xmlns:cx="http://schemas.microsoft.com/office/drawing/2014/chartex" xmlns:cx1="http://schemas.microsoft.com/office/drawing/2015/9/8/chartex" xmlns:cx2="http://schemas.microsoft.com/office/drawing/2015/10/21/chartex" xmlns:cx3="http://schemas.microsoft.com/office/drawing/2016/5/9/chartex" xmlns:cx4="http://schemas.microsoft.com/office/drawing/2016/5/10/chartex" xmlns:cx5="http://schemas.microsoft.com/office/drawing/2016/5/11/chartex" xmlns:cx6="http://schemas.microsoft.com/office/drawing/2016/5/12/chartex" xmlns:cx7="http://schemas.microsoft.com/office/drawing/2016/5/13/chartex" xmlns:cx8="http://schemas.microsoft.com/office/drawing/2016/5/14/chartex" xmlns:mc="http://schemas.openxmlformats.org/markup-compatibility/2006" xmlns:aink="http://schemas.microsoft.com/office/drawing/2016/ink" xmlns:am3d="http://schemas.microsoft.com/office/drawing/2017/model3d" xmlns:o="urn:schemas-microsoft-com:office:office" xmlns:oel="http://schemas.microsoft.com/office/2019/extlst" xmlns:r="http://schemas.openxmlformats.org/officeDocument/2006/relationships" xmlns:m="http://schemas.openxmlformats.org/officeDocument/2006/math" xmlns:v="urn:schemas-microsoft-com:vml" xmlns:wp14="http://schemas.microsoft.com/office/word/2010/wordprocessingDrawing" xmlns:wp="http://schemas.openxmlformats.org/drawingml/2006/wordprocessingDrawing" xmlns:w10="urn:schemas-microsoft-com:office:word" xmlns:w="http://schemas.openxmlformats.org/wordprocessingml/2006/main" xmlns:w14="http://schemas.microsoft.com/office/word/2010/wordml" xmlns:w15="http://schemas.microsoft.com/office/word/2012/wordml" xmlns:w16cex="http://schemas.microsoft.com/office/word/2018/wordml/cex" xmlns:w16cid="http://schemas.microsoft.com/office/word/2016/wordml/cid" xmlns:w16="http://schemas.microsoft.com/office/word/2018/wordml" xmlns:w16du="http://schemas.microsoft.com/office/word/2023/wordml/word16du" xmlns:w16sdtdh="http://schemas.microsoft.com/office/word/2020/wordml/sdtdatahash" xmlns:w16sdtfl="http://schemas.microsoft.com/office/word/2024/wordml/sdtformatlock" xmlns:w16se="http://schemas.microsoft.com/office/word/2015/wordml/symex" xmlns:wpg="http://schemas.microsoft.com/office/word/2010/wordprocessingGroup" xmlns:wpi="http://schemas.microsoft.com/office/word/2010/wordprocessingInk" xmlns:wne="http://schemas.microsoft.com/office/word/2006/wordml" xmlns:wps="http://schemas.microsoft.com/office/word/2010/wordprocessingShape" mc:Ignorable="w14 w15 w16se w16cid w16 w16cex w16sdtdh w16sdtfl w16du wp14">
   <w:endnote w:type="separator" w:id="-1">
     <w:p>
       <w:pPr>
@@ -8363,7 +9019,7 @@
 </file>
 
 <file path=word/footer1.xml><?xml version="1.0" encoding="utf-8"?>
-<w:ftr xmlns:wpc="http://schemas.microsoft.com/office/word/2010/wordprocessingCanvas" xmlns:cx="http://schemas.microsoft.com/office/drawing/2014/chartex" xmlns:cx1="http://schemas.microsoft.com/office/drawing/2015/9/8/chartex" xmlns:cx2="http://schemas.microsoft.com/office/drawing/2015/10/21/chartex" xmlns:cx3="http://schemas.microsoft.com/office/drawing/2016/5/9/chartex" xmlns:cx4="http://schemas.microsoft.com/office/drawing/2016/5/10/chartex" xmlns:cx5="http://schemas.microsoft.com/office/drawing/2016/5/11/chartex" xmlns:cx6="http://schemas.microsoft.com/office/drawing/2016/5/12/chartex" xmlns:cx7="http://schemas.microsoft.com/office/drawing/2016/5/13/chartex" xmlns:cx8="http://schemas.microsoft.com/office/drawing/2016/5/14/chartex" xmlns:mc="http://schemas.openxmlformats.org/markup-compatibility/2006" xmlns:aink="http://schemas.microsoft.com/office/drawing/2016/ink" xmlns:am3d="http://schemas.microsoft.com/office/drawing/2017/model3d" xmlns:o="urn:schemas-microsoft-com:office:office" xmlns:r="http://schemas.openxmlformats.org/officeDocument/2006/relationships" xmlns:m="http://schemas.openxmlformats.org/officeDocument/2006/math" xmlns:v="urn:schemas-microsoft-com:vml" xmlns:wp14="http://schemas.microsoft.com/office/word/2010/wordprocessingDrawing" xmlns:wp="http://schemas.openxmlformats.org/drawingml/2006/wordprocessingDrawing" xmlns:w10="urn:schemas-microsoft-com:office:word" xmlns:w="http://schemas.openxmlformats.org/wordprocessingml/2006/main" xmlns:w14="http://schemas.microsoft.com/office/word/2010/wordml" xmlns:w15="http://schemas.microsoft.com/office/word/2012/wordml" xmlns:w16cid="http://schemas.microsoft.com/office/word/2016/wordml/cid" xmlns:w16se="http://schemas.microsoft.com/office/word/2015/wordml/symex" xmlns:wpg="http://schemas.microsoft.com/office/word/2010/wordprocessingGroup" xmlns:wpi="http://schemas.microsoft.com/office/word/2010/wordprocessingInk" xmlns:wne="http://schemas.microsoft.com/office/word/2006/wordml" xmlns:wps="http://schemas.microsoft.com/office/word/2010/wordprocessingShape" mc:Ignorable="w14 w15 w16se w16cid wp14">
+<w:ftr xmlns:wpc="http://schemas.microsoft.com/office/word/2010/wordprocessingCanvas" xmlns:cx="http://schemas.microsoft.com/office/drawing/2014/chartex" xmlns:cx1="http://schemas.microsoft.com/office/drawing/2015/9/8/chartex" xmlns:cx2="http://schemas.microsoft.com/office/drawing/2015/10/21/chartex" xmlns:cx3="http://schemas.microsoft.com/office/drawing/2016/5/9/chartex" xmlns:cx4="http://schemas.microsoft.com/office/drawing/2016/5/10/chartex" xmlns:cx5="http://schemas.microsoft.com/office/drawing/2016/5/11/chartex" xmlns:cx6="http://schemas.microsoft.com/office/drawing/2016/5/12/chartex" xmlns:cx7="http://schemas.microsoft.com/office/drawing/2016/5/13/chartex" xmlns:cx8="http://schemas.microsoft.com/office/drawing/2016/5/14/chartex" xmlns:mc="http://schemas.openxmlformats.org/markup-compatibility/2006" xmlns:aink="http://schemas.microsoft.com/office/drawing/2016/ink" xmlns:am3d="http://schemas.microsoft.com/office/drawing/2017/model3d" xmlns:o="urn:schemas-microsoft-com:office:office" xmlns:oel="http://schemas.microsoft.com/office/2019/extlst" xmlns:r="http://schemas.openxmlformats.org/officeDocument/2006/relationships" xmlns:m="http://schemas.openxmlformats.org/officeDocument/2006/math" xmlns:v="urn:schemas-microsoft-com:vml" xmlns:wp14="http://schemas.microsoft.com/office/word/2010/wordprocessingDrawing" xmlns:wp="http://schemas.openxmlformats.org/drawingml/2006/wordprocessingDrawing" xmlns:w10="urn:schemas-microsoft-com:office:word" xmlns:w="http://schemas.openxmlformats.org/wordprocessingml/2006/main" xmlns:w14="http://schemas.microsoft.com/office/word/2010/wordml" xmlns:w15="http://schemas.microsoft.com/office/word/2012/wordml" xmlns:w16cex="http://schemas.microsoft.com/office/word/2018/wordml/cex" xmlns:w16cid="http://schemas.microsoft.com/office/word/2016/wordml/cid" xmlns:w16="http://schemas.microsoft.com/office/word/2018/wordml" xmlns:w16du="http://schemas.microsoft.com/office/word/2023/wordml/word16du" xmlns:w16sdtdh="http://schemas.microsoft.com/office/word/2020/wordml/sdtdatahash" xmlns:w16sdtfl="http://schemas.microsoft.com/office/word/2024/wordml/sdtformatlock" xmlns:w16se="http://schemas.microsoft.com/office/word/2015/wordml/symex" xmlns:wpg="http://schemas.microsoft.com/office/word/2010/wordprocessingGroup" xmlns:wpi="http://schemas.microsoft.com/office/word/2010/wordprocessingInk" xmlns:wne="http://schemas.microsoft.com/office/word/2006/wordml" xmlns:wps="http://schemas.microsoft.com/office/word/2010/wordprocessingShape" mc:Ignorable="w14 w15 w16se w16cid w16 w16cex w16sdtdh w16sdtfl w16du wp14">
   <w:p>
     <w:pPr>
       <w:pStyle w:val="Footer"/>
@@ -8385,7 +9041,7 @@
 </file>
 
 <file path=word/footer2.xml><?xml version="1.0" encoding="utf-8"?>
-<w:ftr xmlns:wpc="http://schemas.microsoft.com/office/word/2010/wordprocessingCanvas" xmlns:cx="http://schemas.microsoft.com/office/drawing/2014/chartex" xmlns:cx1="http://schemas.microsoft.com/office/drawing/2015/9/8/chartex" xmlns:cx2="http://schemas.microsoft.com/office/drawing/2015/10/21/chartex" xmlns:cx3="http://schemas.microsoft.com/office/drawing/2016/5/9/chartex" xmlns:cx4="http://schemas.microsoft.com/office/drawing/2016/5/10/chartex" xmlns:cx5="http://schemas.microsoft.com/office/drawing/2016/5/11/chartex" xmlns:cx6="http://schemas.microsoft.com/office/drawing/2016/5/12/chartex" xmlns:cx7="http://schemas.microsoft.com/office/drawing/2016/5/13/chartex" xmlns:cx8="http://schemas.microsoft.com/office/drawing/2016/5/14/chartex" xmlns:mc="http://schemas.openxmlformats.org/markup-compatibility/2006" xmlns:aink="http://schemas.microsoft.com/office/drawing/2016/ink" xmlns:am3d="http://schemas.microsoft.com/office/drawing/2017/model3d" xmlns:o="urn:schemas-microsoft-com:office:office" xmlns:r="http://schemas.openxmlformats.org/officeDocument/2006/relationships" xmlns:m="http://schemas.openxmlformats.org/officeDocument/2006/math" xmlns:v="urn:schemas-microsoft-com:vml" xmlns:wp14="http://schemas.microsoft.com/office/word/2010/wordprocessingDrawing" xmlns:wp="http://schemas.openxmlformats.org/drawingml/2006/wordprocessingDrawing" xmlns:w10="urn:schemas-microsoft-com:office:word" xmlns:w="http://schemas.openxmlformats.org/wordprocessingml/2006/main" xmlns:w14="http://schemas.microsoft.com/office/word/2010/wordml" xmlns:w15="http://schemas.microsoft.com/office/word/2012/wordml" xmlns:w16cid="http://schemas.microsoft.com/office/word/2016/wordml/cid" xmlns:w16se="http://schemas.microsoft.com/office/word/2015/wordml/symex" xmlns:wpg="http://schemas.microsoft.com/office/word/2010/wordprocessingGroup" xmlns:wpi="http://schemas.microsoft.com/office/word/2010/wordprocessingInk" xmlns:wne="http://schemas.microsoft.com/office/word/2006/wordml" xmlns:wps="http://schemas.microsoft.com/office/word/2010/wordprocessingShape" mc:Ignorable="w14 w15 w16se w16cid wp14">
+<w:ftr xmlns:wpc="http://schemas.microsoft.com/office/word/2010/wordprocessingCanvas" xmlns:cx="http://schemas.microsoft.com/office/drawing/2014/chartex" xmlns:cx1="http://schemas.microsoft.com/office/drawing/2015/9/8/chartex" xmlns:cx2="http://schemas.microsoft.com/office/drawing/2015/10/21/chartex" xmlns:cx3="http://schemas.microsoft.com/office/drawing/2016/5/9/chartex" xmlns:cx4="http://schemas.microsoft.com/office/drawing/2016/5/10/chartex" xmlns:cx5="http://schemas.microsoft.com/office/drawing/2016/5/11/chartex" xmlns:cx6="http://schemas.microsoft.com/office/drawing/2016/5/12/chartex" xmlns:cx7="http://schemas.microsoft.com/office/drawing/2016/5/13/chartex" xmlns:cx8="http://schemas.microsoft.com/office/drawing/2016/5/14/chartex" xmlns:mc="http://schemas.openxmlformats.org/markup-compatibility/2006" xmlns:aink="http://schemas.microsoft.com/office/drawing/2016/ink" xmlns:am3d="http://schemas.microsoft.com/office/drawing/2017/model3d" xmlns:o="urn:schemas-microsoft-com:office:office" xmlns:oel="http://schemas.microsoft.com/office/2019/extlst" xmlns:r="http://schemas.openxmlformats.org/officeDocument/2006/relationships" xmlns:m="http://schemas.openxmlformats.org/officeDocument/2006/math" xmlns:v="urn:schemas-microsoft-com:vml" xmlns:wp14="http://schemas.microsoft.com/office/word/2010/wordprocessingDrawing" xmlns:wp="http://schemas.openxmlformats.org/drawingml/2006/wordprocessingDrawing" xmlns:w10="urn:schemas-microsoft-com:office:word" xmlns:w="http://schemas.openxmlformats.org/wordprocessingml/2006/main" xmlns:w14="http://schemas.microsoft.com/office/word/2010/wordml" xmlns:w15="http://schemas.microsoft.com/office/word/2012/wordml" xmlns:w16cex="http://schemas.microsoft.com/office/word/2018/wordml/cex" xmlns:w16cid="http://schemas.microsoft.com/office/word/2016/wordml/cid" xmlns:w16="http://schemas.microsoft.com/office/word/2018/wordml" xmlns:w16du="http://schemas.microsoft.com/office/word/2023/wordml/word16du" xmlns:w16sdtdh="http://schemas.microsoft.com/office/word/2020/wordml/sdtdatahash" xmlns:w16sdtfl="http://schemas.microsoft.com/office/word/2024/wordml/sdtformatlock" xmlns:w16se="http://schemas.microsoft.com/office/word/2015/wordml/symex" xmlns:wpg="http://schemas.microsoft.com/office/word/2010/wordprocessingGroup" xmlns:wpi="http://schemas.microsoft.com/office/word/2010/wordprocessingInk" xmlns:wne="http://schemas.microsoft.com/office/word/2006/wordml" xmlns:wps="http://schemas.microsoft.com/office/word/2010/wordprocessingShape" mc:Ignorable="w14 w15 w16se w16cid w16 w16cex w16sdtdh w16sdtfl w16du wp14">
   <w:sdt>
     <w:sdtPr>
       <w:id w:val="-552073365"/>
@@ -8417,7 +9073,7 @@
 </file>
 
 <file path=word/footer3.xml><?xml version="1.0" encoding="utf-8"?>
-<w:ftr xmlns:wpc="http://schemas.microsoft.com/office/word/2010/wordprocessingCanvas" xmlns:cx="http://schemas.microsoft.com/office/drawing/2014/chartex" xmlns:cx1="http://schemas.microsoft.com/office/drawing/2015/9/8/chartex" xmlns:cx2="http://schemas.microsoft.com/office/drawing/2015/10/21/chartex" xmlns:cx3="http://schemas.microsoft.com/office/drawing/2016/5/9/chartex" xmlns:cx4="http://schemas.microsoft.com/office/drawing/2016/5/10/chartex" xmlns:cx5="http://schemas.microsoft.com/office/drawing/2016/5/11/chartex" xmlns:cx6="http://schemas.microsoft.com/office/drawing/2016/5/12/chartex" xmlns:cx7="http://schemas.microsoft.com/office/drawing/2016/5/13/chartex" xmlns:cx8="http://schemas.microsoft.com/office/drawing/2016/5/14/chartex" xmlns:mc="http://schemas.openxmlformats.org/markup-compatibility/2006" xmlns:aink="http://schemas.microsoft.com/office/drawing/2016/ink" xmlns:am3d="http://schemas.microsoft.com/office/drawing/2017/model3d" xmlns:o="urn:schemas-microsoft-com:office:office" xmlns:r="http://schemas.openxmlformats.org/officeDocument/2006/relationships" xmlns:m="http://schemas.openxmlformats.org/officeDocument/2006/math" xmlns:v="urn:schemas-microsoft-com:vml" xmlns:wp14="http://schemas.microsoft.com/office/word/2010/wordprocessingDrawing" xmlns:wp="http://schemas.openxmlformats.org/drawingml/2006/wordprocessingDrawing" xmlns:w10="urn:schemas-microsoft-com:office:word" xmlns:w="http://schemas.openxmlformats.org/wordprocessingml/2006/main" xmlns:w14="http://schemas.microsoft.com/office/word/2010/wordml" xmlns:w15="http://schemas.microsoft.com/office/word/2012/wordml" xmlns:w16cid="http://schemas.microsoft.com/office/word/2016/wordml/cid" xmlns:w16se="http://schemas.microsoft.com/office/word/2015/wordml/symex" xmlns:wpg="http://schemas.microsoft.com/office/word/2010/wordprocessingGroup" xmlns:wpi="http://schemas.microsoft.com/office/word/2010/wordprocessingInk" xmlns:wne="http://schemas.microsoft.com/office/word/2006/wordml" xmlns:wps="http://schemas.microsoft.com/office/word/2010/wordprocessingShape" mc:Ignorable="w14 w15 w16se w16cid wp14">
+<w:ftr xmlns:wpc="http://schemas.microsoft.com/office/word/2010/wordprocessingCanvas" xmlns:cx="http://schemas.microsoft.com/office/drawing/2014/chartex" xmlns:cx1="http://schemas.microsoft.com/office/drawing/2015/9/8/chartex" xmlns:cx2="http://schemas.microsoft.com/office/drawing/2015/10/21/chartex" xmlns:cx3="http://schemas.microsoft.com/office/drawing/2016/5/9/chartex" xmlns:cx4="http://schemas.microsoft.com/office/drawing/2016/5/10/chartex" xmlns:cx5="http://schemas.microsoft.com/office/drawing/2016/5/11/chartex" xmlns:cx6="http://schemas.microsoft.com/office/drawing/2016/5/12/chartex" xmlns:cx7="http://schemas.microsoft.com/office/drawing/2016/5/13/chartex" xmlns:cx8="http://schemas.microsoft.com/office/drawing/2016/5/14/chartex" xmlns:mc="http://schemas.openxmlformats.org/markup-compatibility/2006" xmlns:aink="http://schemas.microsoft.com/office/drawing/2016/ink" xmlns:am3d="http://schemas.microsoft.com/office/drawing/2017/model3d" xmlns:o="urn:schemas-microsoft-com:office:office" xmlns:oel="http://schemas.microsoft.com/office/2019/extlst" xmlns:r="http://schemas.openxmlformats.org/officeDocument/2006/relationships" xmlns:m="http://schemas.openxmlformats.org/officeDocument/2006/math" xmlns:v="urn:schemas-microsoft-com:vml" xmlns:wp14="http://schemas.microsoft.com/office/word/2010/wordprocessingDrawing" xmlns:wp="http://schemas.openxmlformats.org/drawingml/2006/wordprocessingDrawing" xmlns:w10="urn:schemas-microsoft-com:office:word" xmlns:w="http://schemas.openxmlformats.org/wordprocessingml/2006/main" xmlns:w14="http://schemas.microsoft.com/office/word/2010/wordml" xmlns:w15="http://schemas.microsoft.com/office/word/2012/wordml" xmlns:w16cex="http://schemas.microsoft.com/office/word/2018/wordml/cex" xmlns:w16cid="http://schemas.microsoft.com/office/word/2016/wordml/cid" xmlns:w16="http://schemas.microsoft.com/office/word/2018/wordml" xmlns:w16du="http://schemas.microsoft.com/office/word/2023/wordml/word16du" xmlns:w16sdtdh="http://schemas.microsoft.com/office/word/2020/wordml/sdtdatahash" xmlns:w16sdtfl="http://schemas.microsoft.com/office/word/2024/wordml/sdtformatlock" xmlns:w16se="http://schemas.microsoft.com/office/word/2015/wordml/symex" xmlns:wpg="http://schemas.microsoft.com/office/word/2010/wordprocessingGroup" xmlns:wpi="http://schemas.microsoft.com/office/word/2010/wordprocessingInk" xmlns:wne="http://schemas.microsoft.com/office/word/2006/wordml" xmlns:wps="http://schemas.microsoft.com/office/word/2010/wordprocessingShape" mc:Ignorable="w14 w15 w16se w16cid w16 w16cex w16sdtdh w16sdtfl w16du wp14">
   <w:sdt>
     <w:sdtPr>
       <w:id w:val="4715308"/>
@@ -8426,7 +9082,6 @@
         <w:docPartUnique/>
       </w:docPartObj>
     </w:sdtPr>
-    <w:sdtEndPr/>
     <w:sdtContent>
       <w:sdt>
         <w:sdtPr>
@@ -8436,7 +9091,6 @@
             <w:docPartUnique/>
           </w:docPartObj>
         </w:sdtPr>
-        <w:sdtEndPr/>
         <w:sdtContent>
           <w:p>
             <w:pPr>
@@ -8479,7 +9133,7 @@
               <w:rPr>
                 <w:noProof/>
               </w:rPr>
-              <w:t>2020</w:t>
+              <w:t>2026</w:t>
             </w:r>
             <w:r>
               <w:fldChar w:fldCharType="end"/>
@@ -8562,7 +9216,7 @@
 </file>
 
 <file path=word/footnotes.xml><?xml version="1.0" encoding="utf-8"?>
-<w:footnotes xmlns:wpc="http://schemas.microsoft.com/office/word/2010/wordprocessingCanvas" xmlns:cx="http://schemas.microsoft.com/office/drawing/2014/chartex" xmlns:cx1="http://schemas.microsoft.com/office/drawing/2015/9/8/chartex" xmlns:cx2="http://schemas.microsoft.com/office/drawing/2015/10/21/chartex" xmlns:cx3="http://schemas.microsoft.com/office/drawing/2016/5/9/chartex" xmlns:cx4="http://schemas.microsoft.com/office/drawing/2016/5/10/chartex" xmlns:cx5="http://schemas.microsoft.com/office/drawing/2016/5/11/chartex" xmlns:cx6="http://schemas.microsoft.com/office/drawing/2016/5/12/chartex" xmlns:cx7="http://schemas.microsoft.com/office/drawing/2016/5/13/chartex" xmlns:cx8="http://schemas.microsoft.com/office/drawing/2016/5/14/chartex" xmlns:mc="http://schemas.openxmlformats.org/markup-compatibility/2006" xmlns:aink="http://schemas.microsoft.com/office/drawing/2016/ink" xmlns:am3d="http://schemas.microsoft.com/office/drawing/2017/model3d" xmlns:o="urn:schemas-microsoft-com:office:office" xmlns:r="http://schemas.openxmlformats.org/officeDocument/2006/relationships" xmlns:m="http://schemas.openxmlformats.org/officeDocument/2006/math" xmlns:v="urn:schemas-microsoft-com:vml" xmlns:wp14="http://schemas.microsoft.com/office/word/2010/wordprocessingDrawing" xmlns:wp="http://schemas.openxmlformats.org/drawingml/2006/wordprocessingDrawing" xmlns:w10="urn:schemas-microsoft-com:office:word" xmlns:w="http://schemas.openxmlformats.org/wordprocessingml/2006/main" xmlns:w14="http://schemas.microsoft.com/office/word/2010/wordml" xmlns:w15="http://schemas.microsoft.com/office/word/2012/wordml" xmlns:w16cid="http://schemas.microsoft.com/office/word/2016/wordml/cid" xmlns:w16se="http://schemas.microsoft.com/office/word/2015/wordml/symex" xmlns:wpg="http://schemas.microsoft.com/office/word/2010/wordprocessingGroup" xmlns:wpi="http://schemas.microsoft.com/office/word/2010/wordprocessingInk" xmlns:wne="http://schemas.microsoft.com/office/word/2006/wordml" xmlns:wps="http://schemas.microsoft.com/office/word/2010/wordprocessingShape" mc:Ignorable="w14 w15 w16se w16cid wp14">
+<w:footnotes xmlns:wpc="http://schemas.microsoft.com/office/word/2010/wordprocessingCanvas" xmlns:cx="http://schemas.microsoft.com/office/drawing/2014/chartex" xmlns:cx1="http://schemas.microsoft.com/office/drawing/2015/9/8/chartex" xmlns:cx2="http://schemas.microsoft.com/office/drawing/2015/10/21/chartex" xmlns:cx3="http://schemas.microsoft.com/office/drawing/2016/5/9/chartex" xmlns:cx4="http://schemas.microsoft.com/office/drawing/2016/5/10/chartex" xmlns:cx5="http://schemas.microsoft.com/office/drawing/2016/5/11/chartex" xmlns:cx6="http://schemas.microsoft.com/office/drawing/2016/5/12/chartex" xmlns:cx7="http://schemas.microsoft.com/office/drawing/2016/5/13/chartex" xmlns:cx8="http://schemas.microsoft.com/office/drawing/2016/5/14/chartex" xmlns:mc="http://schemas.openxmlformats.org/markup-compatibility/2006" xmlns:aink="http://schemas.microsoft.com/office/drawing/2016/ink" xmlns:am3d="http://schemas.microsoft.com/office/drawing/2017/model3d" xmlns:o="urn:schemas-microsoft-com:office:office" xmlns:oel="http://schemas.microsoft.com/office/2019/extlst" xmlns:r="http://schemas.openxmlformats.org/officeDocument/2006/relationships" xmlns:m="http://schemas.openxmlformats.org/officeDocument/2006/math" xmlns:v="urn:schemas-microsoft-com:vml" xmlns:wp14="http://schemas.microsoft.com/office/word/2010/wordprocessingDrawing" xmlns:wp="http://schemas.openxmlformats.org/drawingml/2006/wordprocessingDrawing" xmlns:w10="urn:schemas-microsoft-com:office:word" xmlns:w="http://schemas.openxmlformats.org/wordprocessingml/2006/main" xmlns:w14="http://schemas.microsoft.com/office/word/2010/wordml" xmlns:w15="http://schemas.microsoft.com/office/word/2012/wordml" xmlns:w16cex="http://schemas.microsoft.com/office/word/2018/wordml/cex" xmlns:w16cid="http://schemas.microsoft.com/office/word/2016/wordml/cid" xmlns:w16="http://schemas.microsoft.com/office/word/2018/wordml" xmlns:w16du="http://schemas.microsoft.com/office/word/2023/wordml/word16du" xmlns:w16sdtdh="http://schemas.microsoft.com/office/word/2020/wordml/sdtdatahash" xmlns:w16sdtfl="http://schemas.microsoft.com/office/word/2024/wordml/sdtformatlock" xmlns:w16se="http://schemas.microsoft.com/office/word/2015/wordml/symex" xmlns:wpg="http://schemas.microsoft.com/office/word/2010/wordprocessingGroup" xmlns:wpi="http://schemas.microsoft.com/office/word/2010/wordprocessingInk" xmlns:wne="http://schemas.microsoft.com/office/word/2006/wordml" xmlns:wps="http://schemas.microsoft.com/office/word/2010/wordprocessingShape" mc:Ignorable="w14 w15 w16se w16cid w16 w16cex w16sdtdh w16sdtfl w16du wp14">
   <w:footnote w:type="separator" w:id="-1">
     <w:p>
       <w:pPr>
@@ -8589,7 +9243,7 @@
 </file>
 
 <file path=word/header1.xml><?xml version="1.0" encoding="utf-8"?>
-<w:hdr xmlns:wpc="http://schemas.microsoft.com/office/word/2010/wordprocessingCanvas" xmlns:cx="http://schemas.microsoft.com/office/drawing/2014/chartex" xmlns:cx1="http://schemas.microsoft.com/office/drawing/2015/9/8/chartex" xmlns:cx2="http://schemas.microsoft.com/office/drawing/2015/10/21/chartex" xmlns:cx3="http://schemas.microsoft.com/office/drawing/2016/5/9/chartex" xmlns:cx4="http://schemas.microsoft.com/office/drawing/2016/5/10/chartex" xmlns:cx5="http://schemas.microsoft.com/office/drawing/2016/5/11/chartex" xmlns:cx6="http://schemas.microsoft.com/office/drawing/2016/5/12/chartex" xmlns:cx7="http://schemas.microsoft.com/office/drawing/2016/5/13/chartex" xmlns:cx8="http://schemas.microsoft.com/office/drawing/2016/5/14/chartex" xmlns:mc="http://schemas.openxmlformats.org/markup-compatibility/2006" xmlns:aink="http://schemas.microsoft.com/office/drawing/2016/ink" xmlns:am3d="http://schemas.microsoft.com/office/drawing/2017/model3d" xmlns:o="urn:schemas-microsoft-com:office:office" xmlns:r="http://schemas.openxmlformats.org/officeDocument/2006/relationships" xmlns:m="http://schemas.openxmlformats.org/officeDocument/2006/math" xmlns:v="urn:schemas-microsoft-com:vml" xmlns:wp14="http://schemas.microsoft.com/office/word/2010/wordprocessingDrawing" xmlns:wp="http://schemas.openxmlformats.org/drawingml/2006/wordprocessingDrawing" xmlns:w10="urn:schemas-microsoft-com:office:word" xmlns:w="http://schemas.openxmlformats.org/wordprocessingml/2006/main" xmlns:w14="http://schemas.microsoft.com/office/word/2010/wordml" xmlns:w15="http://schemas.microsoft.com/office/word/2012/wordml" xmlns:w16cid="http://schemas.microsoft.com/office/word/2016/wordml/cid" xmlns:w16se="http://schemas.microsoft.com/office/word/2015/wordml/symex" xmlns:wpg="http://schemas.microsoft.com/office/word/2010/wordprocessingGroup" xmlns:wpi="http://schemas.microsoft.com/office/word/2010/wordprocessingInk" xmlns:wne="http://schemas.microsoft.com/office/word/2006/wordml" xmlns:wps="http://schemas.microsoft.com/office/word/2010/wordprocessingShape" mc:Ignorable="w14 w15 w16se w16cid wp14">
+<w:hdr xmlns:wpc="http://schemas.microsoft.com/office/word/2010/wordprocessingCanvas" xmlns:cx="http://schemas.microsoft.com/office/drawing/2014/chartex" xmlns:cx1="http://schemas.microsoft.com/office/drawing/2015/9/8/chartex" xmlns:cx2="http://schemas.microsoft.com/office/drawing/2015/10/21/chartex" xmlns:cx3="http://schemas.microsoft.com/office/drawing/2016/5/9/chartex" xmlns:cx4="http://schemas.microsoft.com/office/drawing/2016/5/10/chartex" xmlns:cx5="http://schemas.microsoft.com/office/drawing/2016/5/11/chartex" xmlns:cx6="http://schemas.microsoft.com/office/drawing/2016/5/12/chartex" xmlns:cx7="http://schemas.microsoft.com/office/drawing/2016/5/13/chartex" xmlns:cx8="http://schemas.microsoft.com/office/drawing/2016/5/14/chartex" xmlns:mc="http://schemas.openxmlformats.org/markup-compatibility/2006" xmlns:aink="http://schemas.microsoft.com/office/drawing/2016/ink" xmlns:am3d="http://schemas.microsoft.com/office/drawing/2017/model3d" xmlns:o="urn:schemas-microsoft-com:office:office" xmlns:oel="http://schemas.microsoft.com/office/2019/extlst" xmlns:r="http://schemas.openxmlformats.org/officeDocument/2006/relationships" xmlns:m="http://schemas.openxmlformats.org/officeDocument/2006/math" xmlns:v="urn:schemas-microsoft-com:vml" xmlns:wp14="http://schemas.microsoft.com/office/word/2010/wordprocessingDrawing" xmlns:wp="http://schemas.openxmlformats.org/drawingml/2006/wordprocessingDrawing" xmlns:w10="urn:schemas-microsoft-com:office:word" xmlns:w="http://schemas.openxmlformats.org/wordprocessingml/2006/main" xmlns:w14="http://schemas.microsoft.com/office/word/2010/wordml" xmlns:w15="http://schemas.microsoft.com/office/word/2012/wordml" xmlns:w16cex="http://schemas.microsoft.com/office/word/2018/wordml/cex" xmlns:w16cid="http://schemas.microsoft.com/office/word/2016/wordml/cid" xmlns:w16="http://schemas.microsoft.com/office/word/2018/wordml" xmlns:w16du="http://schemas.microsoft.com/office/word/2023/wordml/word16du" xmlns:w16sdtdh="http://schemas.microsoft.com/office/word/2020/wordml/sdtdatahash" xmlns:w16sdtfl="http://schemas.microsoft.com/office/word/2024/wordml/sdtformatlock" xmlns:w16se="http://schemas.microsoft.com/office/word/2015/wordml/symex" xmlns:wpg="http://schemas.microsoft.com/office/word/2010/wordprocessingGroup" xmlns:wpi="http://schemas.microsoft.com/office/word/2010/wordprocessingInk" xmlns:wne="http://schemas.microsoft.com/office/word/2006/wordml" xmlns:wps="http://schemas.microsoft.com/office/word/2010/wordprocessingShape" mc:Ignorable="w14 w15 w16se w16cid w16 w16cex w16sdtdh w16sdtfl w16du wp14">
   <w:p>
     <w:pPr>
       <w:pStyle w:val="Header"/>
@@ -8694,7 +9348,7 @@
 </file>
 
 <file path=word/header2.xml><?xml version="1.0" encoding="utf-8"?>
-<w:hdr xmlns:wpc="http://schemas.microsoft.com/office/word/2010/wordprocessingCanvas" xmlns:cx="http://schemas.microsoft.com/office/drawing/2014/chartex" xmlns:cx1="http://schemas.microsoft.com/office/drawing/2015/9/8/chartex" xmlns:cx2="http://schemas.microsoft.com/office/drawing/2015/10/21/chartex" xmlns:cx3="http://schemas.microsoft.com/office/drawing/2016/5/9/chartex" xmlns:cx4="http://schemas.microsoft.com/office/drawing/2016/5/10/chartex" xmlns:cx5="http://schemas.microsoft.com/office/drawing/2016/5/11/chartex" xmlns:cx6="http://schemas.microsoft.com/office/drawing/2016/5/12/chartex" xmlns:cx7="http://schemas.microsoft.com/office/drawing/2016/5/13/chartex" xmlns:cx8="http://schemas.microsoft.com/office/drawing/2016/5/14/chartex" xmlns:mc="http://schemas.openxmlformats.org/markup-compatibility/2006" xmlns:aink="http://schemas.microsoft.com/office/drawing/2016/ink" xmlns:am3d="http://schemas.microsoft.com/office/drawing/2017/model3d" xmlns:o="urn:schemas-microsoft-com:office:office" xmlns:r="http://schemas.openxmlformats.org/officeDocument/2006/relationships" xmlns:m="http://schemas.openxmlformats.org/officeDocument/2006/math" xmlns:v="urn:schemas-microsoft-com:vml" xmlns:wp14="http://schemas.microsoft.com/office/word/2010/wordprocessingDrawing" xmlns:wp="http://schemas.openxmlformats.org/drawingml/2006/wordprocessingDrawing" xmlns:w10="urn:schemas-microsoft-com:office:word" xmlns:w="http://schemas.openxmlformats.org/wordprocessingml/2006/main" xmlns:w14="http://schemas.microsoft.com/office/word/2010/wordml" xmlns:w15="http://schemas.microsoft.com/office/word/2012/wordml" xmlns:w16cid="http://schemas.microsoft.com/office/word/2016/wordml/cid" xmlns:w16se="http://schemas.microsoft.com/office/word/2015/wordml/symex" xmlns:wpg="http://schemas.microsoft.com/office/word/2010/wordprocessingGroup" xmlns:wpi="http://schemas.microsoft.com/office/word/2010/wordprocessingInk" xmlns:wne="http://schemas.microsoft.com/office/word/2006/wordml" xmlns:wps="http://schemas.microsoft.com/office/word/2010/wordprocessingShape" mc:Ignorable="w14 w15 w16se w16cid wp14">
+<w:hdr xmlns:wpc="http://schemas.microsoft.com/office/word/2010/wordprocessingCanvas" xmlns:cx="http://schemas.microsoft.com/office/drawing/2014/chartex" xmlns:cx1="http://schemas.microsoft.com/office/drawing/2015/9/8/chartex" xmlns:cx2="http://schemas.microsoft.com/office/drawing/2015/10/21/chartex" xmlns:cx3="http://schemas.microsoft.com/office/drawing/2016/5/9/chartex" xmlns:cx4="http://schemas.microsoft.com/office/drawing/2016/5/10/chartex" xmlns:cx5="http://schemas.microsoft.com/office/drawing/2016/5/11/chartex" xmlns:cx6="http://schemas.microsoft.com/office/drawing/2016/5/12/chartex" xmlns:cx7="http://schemas.microsoft.com/office/drawing/2016/5/13/chartex" xmlns:cx8="http://schemas.microsoft.com/office/drawing/2016/5/14/chartex" xmlns:mc="http://schemas.openxmlformats.org/markup-compatibility/2006" xmlns:aink="http://schemas.microsoft.com/office/drawing/2016/ink" xmlns:am3d="http://schemas.microsoft.com/office/drawing/2017/model3d" xmlns:o="urn:schemas-microsoft-com:office:office" xmlns:oel="http://schemas.microsoft.com/office/2019/extlst" xmlns:r="http://schemas.openxmlformats.org/officeDocument/2006/relationships" xmlns:m="http://schemas.openxmlformats.org/officeDocument/2006/math" xmlns:v="urn:schemas-microsoft-com:vml" xmlns:wp14="http://schemas.microsoft.com/office/word/2010/wordprocessingDrawing" xmlns:wp="http://schemas.openxmlformats.org/drawingml/2006/wordprocessingDrawing" xmlns:w10="urn:schemas-microsoft-com:office:word" xmlns:w="http://schemas.openxmlformats.org/wordprocessingml/2006/main" xmlns:w14="http://schemas.microsoft.com/office/word/2010/wordml" xmlns:w15="http://schemas.microsoft.com/office/word/2012/wordml" xmlns:w16cex="http://schemas.microsoft.com/office/word/2018/wordml/cex" xmlns:w16cid="http://schemas.microsoft.com/office/word/2016/wordml/cid" xmlns:w16="http://schemas.microsoft.com/office/word/2018/wordml" xmlns:w16du="http://schemas.microsoft.com/office/word/2023/wordml/word16du" xmlns:w16sdtdh="http://schemas.microsoft.com/office/word/2020/wordml/sdtdatahash" xmlns:w16sdtfl="http://schemas.microsoft.com/office/word/2024/wordml/sdtformatlock" xmlns:w16se="http://schemas.microsoft.com/office/word/2015/wordml/symex" xmlns:wpg="http://schemas.microsoft.com/office/word/2010/wordprocessingGroup" xmlns:wpi="http://schemas.microsoft.com/office/word/2010/wordprocessingInk" xmlns:wne="http://schemas.microsoft.com/office/word/2006/wordml" xmlns:wps="http://schemas.microsoft.com/office/word/2010/wordprocessingShape" mc:Ignorable="w14 w15 w16se w16cid w16 w16cex w16sdtdh w16sdtfl w16du wp14">
   <w:p>
     <w:pPr>
       <w:pStyle w:val="Header"/>
@@ -8775,7 +9429,7 @@
 </file>
 
 <file path=word/header3.xml><?xml version="1.0" encoding="utf-8"?>
-<w:hdr xmlns:wpc="http://schemas.microsoft.com/office/word/2010/wordprocessingCanvas" xmlns:cx="http://schemas.microsoft.com/office/drawing/2014/chartex" xmlns:cx1="http://schemas.microsoft.com/office/drawing/2015/9/8/chartex" xmlns:cx2="http://schemas.microsoft.com/office/drawing/2015/10/21/chartex" xmlns:cx3="http://schemas.microsoft.com/office/drawing/2016/5/9/chartex" xmlns:cx4="http://schemas.microsoft.com/office/drawing/2016/5/10/chartex" xmlns:cx5="http://schemas.microsoft.com/office/drawing/2016/5/11/chartex" xmlns:cx6="http://schemas.microsoft.com/office/drawing/2016/5/12/chartex" xmlns:cx7="http://schemas.microsoft.com/office/drawing/2016/5/13/chartex" xmlns:cx8="http://schemas.microsoft.com/office/drawing/2016/5/14/chartex" xmlns:mc="http://schemas.openxmlformats.org/markup-compatibility/2006" xmlns:aink="http://schemas.microsoft.com/office/drawing/2016/ink" xmlns:am3d="http://schemas.microsoft.com/office/drawing/2017/model3d" xmlns:o="urn:schemas-microsoft-com:office:office" xmlns:r="http://schemas.openxmlformats.org/officeDocument/2006/relationships" xmlns:m="http://schemas.openxmlformats.org/officeDocument/2006/math" xmlns:v="urn:schemas-microsoft-com:vml" xmlns:wp14="http://schemas.microsoft.com/office/word/2010/wordprocessingDrawing" xmlns:wp="http://schemas.openxmlformats.org/drawingml/2006/wordprocessingDrawing" xmlns:w10="urn:schemas-microsoft-com:office:word" xmlns:w="http://schemas.openxmlformats.org/wordprocessingml/2006/main" xmlns:w14="http://schemas.microsoft.com/office/word/2010/wordml" xmlns:w15="http://schemas.microsoft.com/office/word/2012/wordml" xmlns:w16cid="http://schemas.microsoft.com/office/word/2016/wordml/cid" xmlns:w16se="http://schemas.microsoft.com/office/word/2015/wordml/symex" xmlns:wpg="http://schemas.microsoft.com/office/word/2010/wordprocessingGroup" xmlns:wpi="http://schemas.microsoft.com/office/word/2010/wordprocessingInk" xmlns:wne="http://schemas.microsoft.com/office/word/2006/wordml" xmlns:wps="http://schemas.microsoft.com/office/word/2010/wordprocessingShape" mc:Ignorable="w14 w15 w16se w16cid wp14">
+<w:hdr xmlns:wpc="http://schemas.microsoft.com/office/word/2010/wordprocessingCanvas" xmlns:cx="http://schemas.microsoft.com/office/drawing/2014/chartex" xmlns:cx1="http://schemas.microsoft.com/office/drawing/2015/9/8/chartex" xmlns:cx2="http://schemas.microsoft.com/office/drawing/2015/10/21/chartex" xmlns:cx3="http://schemas.microsoft.com/office/drawing/2016/5/9/chartex" xmlns:cx4="http://schemas.microsoft.com/office/drawing/2016/5/10/chartex" xmlns:cx5="http://schemas.microsoft.com/office/drawing/2016/5/11/chartex" xmlns:cx6="http://schemas.microsoft.com/office/drawing/2016/5/12/chartex" xmlns:cx7="http://schemas.microsoft.com/office/drawing/2016/5/13/chartex" xmlns:cx8="http://schemas.microsoft.com/office/drawing/2016/5/14/chartex" xmlns:mc="http://schemas.openxmlformats.org/markup-compatibility/2006" xmlns:aink="http://schemas.microsoft.com/office/drawing/2016/ink" xmlns:am3d="http://schemas.microsoft.com/office/drawing/2017/model3d" xmlns:o="urn:schemas-microsoft-com:office:office" xmlns:oel="http://schemas.microsoft.com/office/2019/extlst" xmlns:r="http://schemas.openxmlformats.org/officeDocument/2006/relationships" xmlns:m="http://schemas.openxmlformats.org/officeDocument/2006/math" xmlns:v="urn:schemas-microsoft-com:vml" xmlns:wp14="http://schemas.microsoft.com/office/word/2010/wordprocessingDrawing" xmlns:wp="http://schemas.openxmlformats.org/drawingml/2006/wordprocessingDrawing" xmlns:w10="urn:schemas-microsoft-com:office:word" xmlns:w="http://schemas.openxmlformats.org/wordprocessingml/2006/main" xmlns:w14="http://schemas.microsoft.com/office/word/2010/wordml" xmlns:w15="http://schemas.microsoft.com/office/word/2012/wordml" xmlns:w16cex="http://schemas.microsoft.com/office/word/2018/wordml/cex" xmlns:w16cid="http://schemas.microsoft.com/office/word/2016/wordml/cid" xmlns:w16="http://schemas.microsoft.com/office/word/2018/wordml" xmlns:w16du="http://schemas.microsoft.com/office/word/2023/wordml/word16du" xmlns:w16sdtdh="http://schemas.microsoft.com/office/word/2020/wordml/sdtdatahash" xmlns:w16sdtfl="http://schemas.microsoft.com/office/word/2024/wordml/sdtformatlock" xmlns:w16se="http://schemas.microsoft.com/office/word/2015/wordml/symex" xmlns:wpg="http://schemas.microsoft.com/office/word/2010/wordprocessingGroup" xmlns:wpi="http://schemas.microsoft.com/office/word/2010/wordprocessingInk" xmlns:wne="http://schemas.microsoft.com/office/word/2006/wordml" xmlns:wps="http://schemas.microsoft.com/office/word/2010/wordprocessingShape" mc:Ignorable="w14 w15 w16se w16cid w16 w16cex w16sdtdh w16sdtfl w16du wp14">
   <w:p>
     <w:pPr>
       <w:pStyle w:val="Header"/>
@@ -8785,7 +9439,7 @@
 </file>
 
 <file path=word/numbering.xml><?xml version="1.0" encoding="utf-8"?>
-<w:numbering xmlns:wpc="http://schemas.microsoft.com/office/word/2010/wordprocessingCanvas" xmlns:cx="http://schemas.microsoft.com/office/drawing/2014/chartex" xmlns:cx1="http://schemas.microsoft.com/office/drawing/2015/9/8/chartex" xmlns:cx2="http://schemas.microsoft.com/office/drawing/2015/10/21/chartex" xmlns:cx3="http://schemas.microsoft.com/office/drawing/2016/5/9/chartex" xmlns:cx4="http://schemas.microsoft.com/office/drawing/2016/5/10/chartex" xmlns:cx5="http://schemas.microsoft.com/office/drawing/2016/5/11/chartex" xmlns:cx6="http://schemas.microsoft.com/office/drawing/2016/5/12/chartex" xmlns:cx7="http://schemas.microsoft.com/office/drawing/2016/5/13/chartex" xmlns:cx8="http://schemas.microsoft.com/office/drawing/2016/5/14/chartex" xmlns:mc="http://schemas.openxmlformats.org/markup-compatibility/2006" xmlns:aink="http://schemas.microsoft.com/office/drawing/2016/ink" xmlns:am3d="http://schemas.microsoft.com/office/drawing/2017/model3d" xmlns:o="urn:schemas-microsoft-com:office:office" xmlns:r="http://schemas.openxmlformats.org/officeDocument/2006/relationships" xmlns:m="http://schemas.openxmlformats.org/officeDocument/2006/math" xmlns:v="urn:schemas-microsoft-com:vml" xmlns:wp14="http://schemas.microsoft.com/office/word/2010/wordprocessingDrawing" xmlns:wp="http://schemas.openxmlformats.org/drawingml/2006/wordprocessingDrawing" xmlns:w10="urn:schemas-microsoft-com:office:word" xmlns:w="http://schemas.openxmlformats.org/wordprocessingml/2006/main" xmlns:w14="http://schemas.microsoft.com/office/word/2010/wordml" xmlns:w15="http://schemas.microsoft.com/office/word/2012/wordml" xmlns:w16cid="http://schemas.microsoft.com/office/word/2016/wordml/cid" xmlns:w16se="http://schemas.microsoft.com/office/word/2015/wordml/symex" xmlns:wpg="http://schemas.microsoft.com/office/word/2010/wordprocessingGroup" xmlns:wpi="http://schemas.microsoft.com/office/word/2010/wordprocessingInk" xmlns:wne="http://schemas.microsoft.com/office/word/2006/wordml" xmlns:wps="http://schemas.microsoft.com/office/word/2010/wordprocessingShape" mc:Ignorable="w14 w15 w16se w16cid wp14">
+<w:numbering xmlns:wpc="http://schemas.microsoft.com/office/word/2010/wordprocessingCanvas" xmlns:cx="http://schemas.microsoft.com/office/drawing/2014/chartex" xmlns:cx1="http://schemas.microsoft.com/office/drawing/2015/9/8/chartex" xmlns:cx2="http://schemas.microsoft.com/office/drawing/2015/10/21/chartex" xmlns:cx3="http://schemas.microsoft.com/office/drawing/2016/5/9/chartex" xmlns:cx4="http://schemas.microsoft.com/office/drawing/2016/5/10/chartex" xmlns:cx5="http://schemas.microsoft.com/office/drawing/2016/5/11/chartex" xmlns:cx6="http://schemas.microsoft.com/office/drawing/2016/5/12/chartex" xmlns:cx7="http://schemas.microsoft.com/office/drawing/2016/5/13/chartex" xmlns:cx8="http://schemas.microsoft.com/office/drawing/2016/5/14/chartex" xmlns:mc="http://schemas.openxmlformats.org/markup-compatibility/2006" xmlns:aink="http://schemas.microsoft.com/office/drawing/2016/ink" xmlns:am3d="http://schemas.microsoft.com/office/drawing/2017/model3d" xmlns:o="urn:schemas-microsoft-com:office:office" xmlns:oel="http://schemas.microsoft.com/office/2019/extlst" xmlns:r="http://schemas.openxmlformats.org/officeDocument/2006/relationships" xmlns:m="http://schemas.openxmlformats.org/officeDocument/2006/math" xmlns:v="urn:schemas-microsoft-com:vml" xmlns:wp14="http://schemas.microsoft.com/office/word/2010/wordprocessingDrawing" xmlns:wp="http://schemas.openxmlformats.org/drawingml/2006/wordprocessingDrawing" xmlns:w10="urn:schemas-microsoft-com:office:word" xmlns:w="http://schemas.openxmlformats.org/wordprocessingml/2006/main" xmlns:w14="http://schemas.microsoft.com/office/word/2010/wordml" xmlns:w15="http://schemas.microsoft.com/office/word/2012/wordml" xmlns:w16cex="http://schemas.microsoft.com/office/word/2018/wordml/cex" xmlns:w16cid="http://schemas.microsoft.com/office/word/2016/wordml/cid" xmlns:w16="http://schemas.microsoft.com/office/word/2018/wordml" xmlns:w16du="http://schemas.microsoft.com/office/word/2023/wordml/word16du" xmlns:w16sdtdh="http://schemas.microsoft.com/office/word/2020/wordml/sdtdatahash" xmlns:w16sdtfl="http://schemas.microsoft.com/office/word/2024/wordml/sdtformatlock" xmlns:w16se="http://schemas.microsoft.com/office/word/2015/wordml/symex" xmlns:wpg="http://schemas.microsoft.com/office/word/2010/wordprocessingGroup" xmlns:wpi="http://schemas.microsoft.com/office/word/2010/wordprocessingInk" xmlns:wne="http://schemas.microsoft.com/office/word/2006/wordml" xmlns:wps="http://schemas.microsoft.com/office/word/2010/wordprocessingShape" mc:Ignorable="w14 w15 w16se w16cid w16 w16cex w16sdtdh w16sdtfl w16du wp14">
   <w:abstractNum w:abstractNumId="0" w15:restartNumberingAfterBreak="0">
     <w:nsid w:val="01A42758"/>
     <w:multiLevelType w:val="hybridMultilevel"/>
@@ -11365,92 +12019,92 @@
       </w:pPr>
     </w:lvl>
   </w:abstractNum>
-  <w:num w:numId="1">
+  <w:num w:numId="1" w16cid:durableId="2012484786">
     <w:abstractNumId w:val="3"/>
   </w:num>
-  <w:num w:numId="2">
+  <w:num w:numId="2" w16cid:durableId="1680619004">
     <w:abstractNumId w:val="14"/>
   </w:num>
-  <w:num w:numId="3">
+  <w:num w:numId="3" w16cid:durableId="1853181645">
     <w:abstractNumId w:val="24"/>
   </w:num>
-  <w:num w:numId="4">
+  <w:num w:numId="4" w16cid:durableId="1556694800">
     <w:abstractNumId w:val="24"/>
     <w:lvlOverride w:ilvl="0">
       <w:startOverride w:val="1"/>
     </w:lvlOverride>
   </w:num>
-  <w:num w:numId="5">
+  <w:num w:numId="5" w16cid:durableId="357856725">
     <w:abstractNumId w:val="11"/>
   </w:num>
-  <w:num w:numId="6">
+  <w:num w:numId="6" w16cid:durableId="1085300691">
     <w:abstractNumId w:val="2"/>
   </w:num>
-  <w:num w:numId="7">
+  <w:num w:numId="7" w16cid:durableId="596527175">
     <w:abstractNumId w:val="16"/>
   </w:num>
-  <w:num w:numId="8">
+  <w:num w:numId="8" w16cid:durableId="1399592044">
     <w:abstractNumId w:val="1"/>
   </w:num>
-  <w:num w:numId="9">
+  <w:num w:numId="9" w16cid:durableId="1413622518">
     <w:abstractNumId w:val="10"/>
   </w:num>
-  <w:num w:numId="10">
+  <w:num w:numId="10" w16cid:durableId="580136728">
     <w:abstractNumId w:val="20"/>
   </w:num>
-  <w:num w:numId="11">
+  <w:num w:numId="11" w16cid:durableId="1399939843">
     <w:abstractNumId w:val="12"/>
   </w:num>
-  <w:num w:numId="12">
+  <w:num w:numId="12" w16cid:durableId="934165264">
     <w:abstractNumId w:val="21"/>
   </w:num>
-  <w:num w:numId="13">
+  <w:num w:numId="13" w16cid:durableId="237906686">
     <w:abstractNumId w:val="13"/>
   </w:num>
-  <w:num w:numId="14">
+  <w:num w:numId="14" w16cid:durableId="168253518">
     <w:abstractNumId w:val="19"/>
   </w:num>
-  <w:num w:numId="15">
+  <w:num w:numId="15" w16cid:durableId="138155219">
     <w:abstractNumId w:val="18"/>
   </w:num>
-  <w:num w:numId="16">
+  <w:num w:numId="16" w16cid:durableId="612327093">
     <w:abstractNumId w:val="8"/>
   </w:num>
-  <w:num w:numId="17">
+  <w:num w:numId="17" w16cid:durableId="1543059943">
     <w:abstractNumId w:val="4"/>
   </w:num>
-  <w:num w:numId="18">
+  <w:num w:numId="18" w16cid:durableId="1024093347">
     <w:abstractNumId w:val="7"/>
   </w:num>
-  <w:num w:numId="19">
+  <w:num w:numId="19" w16cid:durableId="322857324">
     <w:abstractNumId w:val="0"/>
   </w:num>
-  <w:num w:numId="20">
+  <w:num w:numId="20" w16cid:durableId="413164020">
     <w:abstractNumId w:val="6"/>
   </w:num>
-  <w:num w:numId="21">
+  <w:num w:numId="21" w16cid:durableId="432897245">
     <w:abstractNumId w:val="5"/>
   </w:num>
-  <w:num w:numId="22">
+  <w:num w:numId="22" w16cid:durableId="62918122">
     <w:abstractNumId w:val="9"/>
   </w:num>
-  <w:num w:numId="23">
+  <w:num w:numId="23" w16cid:durableId="1212230533">
     <w:abstractNumId w:val="15"/>
   </w:num>
-  <w:num w:numId="24">
+  <w:num w:numId="24" w16cid:durableId="1482118384">
     <w:abstractNumId w:val="17"/>
   </w:num>
-  <w:num w:numId="25">
+  <w:num w:numId="25" w16cid:durableId="18896754">
     <w:abstractNumId w:val="22"/>
   </w:num>
-  <w:num w:numId="26">
+  <w:num w:numId="26" w16cid:durableId="1930114245">
     <w:abstractNumId w:val="23"/>
   </w:num>
 </w:numbering>
 </file>
 
 <file path=word/styles.xml><?xml version="1.0" encoding="utf-8"?>
-<w:styles xmlns:mc="http://schemas.openxmlformats.org/markup-compatibility/2006" xmlns:r="http://schemas.openxmlformats.org/officeDocument/2006/relationships" xmlns:w="http://schemas.openxmlformats.org/wordprocessingml/2006/main" xmlns:w14="http://schemas.microsoft.com/office/word/2010/wordml" xmlns:w15="http://schemas.microsoft.com/office/word/2012/wordml" xmlns:w16cid="http://schemas.microsoft.com/office/word/2016/wordml/cid" xmlns:w16se="http://schemas.microsoft.com/office/word/2015/wordml/symex" mc:Ignorable="w14 w15 w16se w16cid">
+<w:styles xmlns:mc="http://schemas.openxmlformats.org/markup-compatibility/2006" xmlns:r="http://schemas.openxmlformats.org/officeDocument/2006/relationships" xmlns:w="http://schemas.openxmlformats.org/wordprocessingml/2006/main" xmlns:w14="http://schemas.microsoft.com/office/word/2010/wordml" xmlns:w15="http://schemas.microsoft.com/office/word/2012/wordml" xmlns:w16cex="http://schemas.microsoft.com/office/word/2018/wordml/cex" xmlns:w16cid="http://schemas.microsoft.com/office/word/2016/wordml/cid" xmlns:w16="http://schemas.microsoft.com/office/word/2018/wordml" xmlns:w16du="http://schemas.microsoft.com/office/word/2023/wordml/word16du" xmlns:w16sdtdh="http://schemas.microsoft.com/office/word/2020/wordml/sdtdatahash" xmlns:w16sdtfl="http://schemas.microsoft.com/office/word/2024/wordml/sdtformatlock" xmlns:w16se="http://schemas.microsoft.com/office/word/2015/wordml/symex" mc:Ignorable="w14 w15 w16se w16cid w16 w16cex w16sdtdh w16sdtfl w16du">
   <w:docDefaults>
     <w:rPrDefault>
       <w:rPr>
@@ -12666,6 +13320,21 @@
       <w:color w:val="333E48"/>
     </w:rPr>
   </w:style>
+  <w:style w:type="paragraph" w:styleId="Revision">
+    <w:name w:val="Revision"/>
+    <w:hidden/>
+    <w:uiPriority w:val="99"/>
+    <w:semiHidden/>
+    <w:rsid w:val="0099232F"/>
+    <w:pPr>
+      <w:spacing w:after="0" w:line="240" w:lineRule="auto"/>
+    </w:pPr>
+    <w:rPr>
+      <w:rFonts w:ascii="Calibri" w:hAnsi="Calibri"/>
+      <w:color w:val="333E48"/>
+      <w:lang w:val="en-US"/>
+    </w:rPr>
+  </w:style>
 </w:styles>
 </file>
 
